--- a/business/CareSignal_Video_Guion_Gemini.docx
+++ b/business/CareSignal_Video_Guion_Gemini.docx
@@ -32,10 +32,10 @@
           <w:b/>
           <w:bCs/>
           <w:color w:val="424242"/>
-          <w:sz w:val="36"/>
-          <w:szCs w:val="36"/>
-        </w:rPr>
-        <w:t xml:space="preserve">Guion de video — versión lean  ·  ~3:00</w:t>
+          <w:sz w:val="32"/>
+          <w:szCs w:val="32"/>
+        </w:rPr>
+        <w:t xml:space="preserve">Video pitch · Personajes · Escenarios · Prompts Gemini</w:t>
       </w:r>
     </w:p>
     <w:p>
@@ -52,7 +52,7 @@
           <w:sz w:val="24"/>
           <w:szCs w:val="24"/>
         </w:rPr>
-        <w:t xml:space="preserve">4 escenas · 4 prompts Gemini · narración mínima · demo como protagonista</w:t>
+        <w:t xml:space="preserve">Una escena demo  ·  Perspectiva del director  ·  Hook legal  ·  ~3:00 total</w:t>
       </w:r>
     </w:p>
     <w:p>
@@ -85,124 +85,7 @@
           <w:sz w:val="26"/>
           <w:szCs w:val="26"/>
         </w:rPr>
-        <w:t xml:space="preserve">Principio estratégico de este video</w:t>
-      </w:r>
-    </w:p>
-    <w:p>
-      <w:pPr>
-        <w:spacing w:after="80"/>
-      </w:pPr>
-      <w:r>
-        <w:rPr>
-          <w:rFonts w:ascii="Calibri" w:cs="Calibri" w:eastAsia="Calibri" w:hAnsi="Calibri"/>
-          <w:b/>
-          <w:bCs/>
-          <w:color w:val="CA6F1E"/>
-          <w:sz w:val="26"/>
-          <w:szCs w:val="26"/>
-        </w:rPr>
-        <w:t xml:space="preserve">El demo ES el argumento. Todo lo demás es contexto.</w:t>
-      </w:r>
-    </w:p>
-    <w:p>
-      <w:pPr>
-        <w:spacing w:after="55"/>
-        <w:ind w:left="340"/>
-      </w:pPr>
-      <w:r>
-        <w:rPr>
-          <w:rFonts w:ascii="Calibri" w:cs="Calibri" w:eastAsia="Calibri" w:hAnsi="Calibri"/>
-          <w:color w:val="000000"/>
-          <w:sz w:val="22"/>
-          <w:szCs w:val="22"/>
-        </w:rPr>
-        <w:t xml:space="preserve">• El juez decide en los primeros 20 segundos si le importa el problema.</w:t>
-      </w:r>
-    </w:p>
-    <w:p>
-      <w:pPr>
-        <w:spacing w:after="55"/>
-        <w:ind w:left="340"/>
-      </w:pPr>
-      <w:r>
-        <w:rPr>
-          <w:rFonts w:ascii="Calibri" w:cs="Calibri" w:eastAsia="Calibri" w:hAnsi="Calibri"/>
-          <w:color w:val="000000"/>
-          <w:sz w:val="22"/>
-          <w:szCs w:val="22"/>
-        </w:rPr>
-        <w:t xml:space="preserve">• Decide si confía en el producto en los 90 segundos del demo.</w:t>
-      </w:r>
-    </w:p>
-    <w:p>
-      <w:pPr>
-        <w:spacing w:after="55"/>
-        <w:ind w:left="340"/>
-      </w:pPr>
-      <w:r>
-        <w:rPr>
-          <w:rFonts w:ascii="Calibri" w:cs="Calibri" w:eastAsia="Calibri" w:hAnsi="Calibri"/>
-          <w:color w:val="000000"/>
-          <w:sz w:val="22"/>
-          <w:szCs w:val="22"/>
-        </w:rPr>
-        <w:t xml:space="preserve">• Los números de mercado y el precio se recuerdan solo si el demo ya convenció.</w:t>
-      </w:r>
-    </w:p>
-    <w:p>
-      <w:pPr>
-        <w:spacing w:after="55"/>
-        <w:ind w:left="340"/>
-      </w:pPr>
-      <w:r>
-        <w:rPr>
-          <w:rFonts w:ascii="Calibri" w:cs="Calibri" w:eastAsia="Calibri" w:hAnsi="Calibri"/>
-          <w:color w:val="000000"/>
-          <w:sz w:val="22"/>
-          <w:szCs w:val="22"/>
-        </w:rPr>
-        <w:t xml:space="preserve">• El nombre se retiene solo si lo vio hacer algo real.</w:t>
-      </w:r>
-    </w:p>
-    <w:p/>
-    <w:p>
-      <w:pPr>
-        <w:spacing w:after="70"/>
-      </w:pPr>
-      <w:r>
-        <w:rPr>
-          <w:rFonts w:ascii="Calibri" w:cs="Calibri" w:eastAsia="Calibri" w:hAnsi="Calibri"/>
-          <w:i/>
-          <w:iCs/>
-          <w:color w:val="1A5276"/>
-          <w:sz w:val="19"/>
-          <w:szCs w:val="19"/>
-        </w:rPr>
-        <w:t xml:space="preserve">⚙ Regla de edición: si un segundo de video no muestra el producto funcionando NI el problema humano, córtalo.</w:t>
-      </w:r>
-    </w:p>
-    <w:p>
-      <w:pPr>
-        <w:pBdr>
-          <w:bottom w:val="single" w:color="D6EAF8" w:sz="6"/>
-        </w:pBdr>
-        <w:spacing w:after="240"/>
-      </w:pPr>
-    </w:p>
-    <w:p>
-      <w:pPr>
-        <w:spacing w:after="100" w:before="120"/>
-      </w:pPr>
-      <w:r>
-        <w:rPr>
-          <w:rFonts w:ascii="Calibri" w:cs="Calibri" w:eastAsia="Calibri" w:hAnsi="Calibri"/>
-          <w:b/>
-          <w:bCs/>
-          <w:color w:val="1A5276"/>
-          <w:sz w:val="26"/>
-          <w:szCs w:val="26"/>
-        </w:rPr>
-        <w:t xml:space="preserve">Estructura del video</w:t>
+        <w:t xml:space="preserve">Estructura del video (3:00 total)</w:t>
       </w:r>
     </w:p>
     <w:tbl>
@@ -222,6 +105,7 @@
         <w:gridCol w:w="100"/>
         <w:gridCol w:w="100"/>
         <w:gridCol w:w="100"/>
+        <w:gridCol w:w="100"/>
       </w:tblGrid>
       <w:tr>
         <w:trPr>
@@ -250,7 +134,7 @@
                 <w:sz w:val="18"/>
                 <w:szCs w:val="18"/>
               </w:rPr>
-              <w:t xml:space="preserve">Escena</w:t>
+              <w:t xml:space="preserve">Segmento</w:t>
             </w:r>
           </w:p>
         </w:tc>
@@ -304,7 +188,7 @@
                 <w:sz w:val="18"/>
                 <w:szCs w:val="18"/>
               </w:rPr>
-              <w:t xml:space="preserve">Tipo de recurso</w:t>
+              <w:t xml:space="preserve">Recurso</w:t>
             </w:r>
           </w:p>
         </w:tc>
@@ -331,7 +215,34 @@
                 <w:sz w:val="18"/>
                 <w:szCs w:val="18"/>
               </w:rPr>
-              <w:t xml:space="preserve">Duración</w:t>
+              <w:t xml:space="preserve">Inicio</w:t>
+            </w:r>
+          </w:p>
+        </w:tc>
+        <w:tc>
+          <w:tcPr>
+            <w:shd w:fill="1A5276" w:val="clear"/>
+            <w:tcMar>
+              <w:top w:type="dxa" w:w="60"/>
+              <w:left w:type="dxa" w:w="100"/>
+              <w:bottom w:type="dxa" w:w="60"/>
+              <w:right w:type="dxa" w:w="100"/>
+            </w:tcMar>
+          </w:tcPr>
+          <w:p>
+            <w:pPr>
+              <w:spacing w:after="60" w:before="60"/>
+            </w:pPr>
+            <w:r>
+              <w:rPr>
+                <w:rFonts w:ascii="Calibri" w:cs="Calibri" w:eastAsia="Calibri" w:hAnsi="Calibri"/>
+                <w:b/>
+                <w:bCs/>
+                <w:color w:val="FFFFFF"/>
+                <w:sz w:val="18"/>
+                <w:szCs w:val="18"/>
+              </w:rPr>
+              <w:t xml:space="preserve">Dur.</w:t>
             </w:r>
           </w:p>
         </w:tc>
@@ -360,7 +271,7 @@
                 <w:sz w:val="18"/>
                 <w:szCs w:val="18"/>
               </w:rPr>
-              <w:t xml:space="preserve">1 · Problema</w:t>
+              <w:t xml:space="preserve">Hook</w:t>
             </w:r>
           </w:p>
         </w:tc>
@@ -387,7 +298,7 @@
                 <w:sz w:val="18"/>
                 <w:szCs w:val="18"/>
               </w:rPr>
-              <w:t xml:space="preserve">Una imagen. Una oración. Sin datos.</w:t>
+              <w:t xml:space="preserve">"¿Tienes evidencia de que alguien fue a verla anoche?"</w:t>
             </w:r>
           </w:p>
         </w:tc>
@@ -414,7 +325,7 @@
                 <w:sz w:val="18"/>
                 <w:szCs w:val="18"/>
               </w:rPr>
-              <w:t xml:space="preserve">Gemini × 1 + voz</w:t>
+              <w:t xml:space="preserve">Gemini Img-1 + voz</w:t>
             </w:r>
           </w:p>
         </w:tc>
@@ -441,15 +352,13 @@
                 <w:sz w:val="18"/>
                 <w:szCs w:val="18"/>
               </w:rPr>
-              <w:t xml:space="preserve">25 s</w:t>
-            </w:r>
-          </w:p>
-        </w:tc>
-      </w:tr>
-      <w:tr>
-        <w:tc>
-          <w:tcPr>
-            <w:shd w:fill="D6EAF8" w:val="clear"/>
+              <w:t xml:space="preserve">00:00</w:t>
+            </w:r>
+          </w:p>
+        </w:tc>
+        <w:tc>
+          <w:tcPr>
+            <w:shd w:fill="FFFFFF" w:val="clear"/>
             <w:tcMar>
               <w:top w:type="dxa" w:w="60"/>
               <w:left w:type="dxa" w:w="100"/>
@@ -470,10 +379,12 @@
                 <w:sz w:val="18"/>
                 <w:szCs w:val="18"/>
               </w:rPr>
-              <w:t xml:space="preserve">2 · Demo</w:t>
-            </w:r>
-          </w:p>
-        </w:tc>
+              <w:t xml:space="preserve">25 s</w:t>
+            </w:r>
+          </w:p>
+        </w:tc>
+      </w:tr>
+      <w:tr>
         <w:tc>
           <w:tcPr>
             <w:shd w:fill="D6EAF8" w:val="clear"/>
@@ -497,7 +408,7 @@
                 <w:sz w:val="18"/>
                 <w:szCs w:val="18"/>
               </w:rPr>
-              <w:t xml:space="preserve">El producto resolviendo el problema</w:t>
+              <w:t xml:space="preserve">Demo</w:t>
             </w:r>
           </w:p>
         </w:tc>
@@ -524,7 +435,7 @@
                 <w:sz w:val="18"/>
                 <w:szCs w:val="18"/>
               </w:rPr>
-              <w:t xml:space="preserve">Screencast MVP</w:t>
+              <w:t xml:space="preserve">Director ve ronda vencida → alerta → bitácora inmutable</w:t>
             </w:r>
           </w:p>
         </w:tc>
@@ -551,15 +462,13 @@
                 <w:sz w:val="18"/>
                 <w:szCs w:val="18"/>
               </w:rPr>
-              <w:t xml:space="preserve">1:50</w:t>
-            </w:r>
-          </w:p>
-        </w:tc>
-      </w:tr>
-      <w:tr>
-        <w:tc>
-          <w:tcPr>
-            <w:shd w:fill="FFFFFF" w:val="clear"/>
+              <w:t xml:space="preserve">Screencast MVP</w:t>
+            </w:r>
+          </w:p>
+        </w:tc>
+        <w:tc>
+          <w:tcPr>
+            <w:shd w:fill="D6EAF8" w:val="clear"/>
             <w:tcMar>
               <w:top w:type="dxa" w:w="60"/>
               <w:left w:type="dxa" w:w="100"/>
@@ -580,13 +489,13 @@
                 <w:sz w:val="18"/>
                 <w:szCs w:val="18"/>
               </w:rPr>
-              <w:t xml:space="preserve">3 · Números</w:t>
-            </w:r>
-          </w:p>
-        </w:tc>
-        <w:tc>
-          <w:tcPr>
-            <w:shd w:fill="FFFFFF" w:val="clear"/>
+              <w:t xml:space="preserve">00:25</w:t>
+            </w:r>
+          </w:p>
+        </w:tc>
+        <w:tc>
+          <w:tcPr>
+            <w:shd w:fill="D6EAF8" w:val="clear"/>
             <w:tcMar>
               <w:top w:type="dxa" w:w="60"/>
               <w:left w:type="dxa" w:w="100"/>
@@ -607,10 +516,12 @@
                 <w:sz w:val="18"/>
                 <w:szCs w:val="18"/>
               </w:rPr>
-              <w:t xml:space="preserve">Mercado + precio. Nada más.</w:t>
-            </w:r>
-          </w:p>
-        </w:tc>
+              <w:t xml:space="preserve">1:30</w:t>
+            </w:r>
+          </w:p>
+        </w:tc>
+      </w:tr>
+      <w:tr>
         <w:tc>
           <w:tcPr>
             <w:shd w:fill="FFFFFF" w:val="clear"/>
@@ -634,7 +545,7 @@
                 <w:sz w:val="18"/>
                 <w:szCs w:val="18"/>
               </w:rPr>
-              <w:t xml:space="preserve">Gemini × 1 + texto</w:t>
+              <w:t xml:space="preserve">Cierre demo</w:t>
             </w:r>
           </w:p>
         </w:tc>
@@ -661,15 +572,13 @@
                 <w:sz w:val="18"/>
                 <w:szCs w:val="18"/>
               </w:rPr>
-              <w:t xml:space="preserve">20 s</w:t>
-            </w:r>
-          </w:p>
-        </w:tc>
-      </w:tr>
-      <w:tr>
-        <w:tc>
-          <w:tcPr>
-            <w:shd w:fill="D6EAF8" w:val="clear"/>
+              <w:t xml:space="preserve">"Eso es lo que la NOM-031 exige."</w:t>
+            </w:r>
+          </w:p>
+        </w:tc>
+        <w:tc>
+          <w:tcPr>
+            <w:shd w:fill="FFFFFF" w:val="clear"/>
             <w:tcMar>
               <w:top w:type="dxa" w:w="60"/>
               <w:left w:type="dxa" w:w="100"/>
@@ -690,13 +599,13 @@
                 <w:sz w:val="18"/>
                 <w:szCs w:val="18"/>
               </w:rPr>
-              <w:t xml:space="preserve">4 · Cierre</w:t>
-            </w:r>
-          </w:p>
-        </w:tc>
-        <w:tc>
-          <w:tcPr>
-            <w:shd w:fill="D6EAF8" w:val="clear"/>
+              <w:t xml:space="preserve">Screencast + voz</w:t>
+            </w:r>
+          </w:p>
+        </w:tc>
+        <w:tc>
+          <w:tcPr>
+            <w:shd w:fill="FFFFFF" w:val="clear"/>
             <w:tcMar>
               <w:top w:type="dxa" w:w="60"/>
               <w:left w:type="dxa" w:w="100"/>
@@ -717,13 +626,13 @@
                 <w:sz w:val="18"/>
                 <w:szCs w:val="18"/>
               </w:rPr>
-              <w:t xml:space="preserve">Founder. 2 oraciones. Nombre.</w:t>
-            </w:r>
-          </w:p>
-        </w:tc>
-        <w:tc>
-          <w:tcPr>
-            <w:shd w:fill="D6EAF8" w:val="clear"/>
+              <w:t xml:space="preserve">01:55</w:t>
+            </w:r>
+          </w:p>
+        </w:tc>
+        <w:tc>
+          <w:tcPr>
+            <w:shd w:fill="FFFFFF" w:val="clear"/>
             <w:tcMar>
               <w:top w:type="dxa" w:w="60"/>
               <w:left w:type="dxa" w:w="100"/>
@@ -744,10 +653,12 @@
                 <w:sz w:val="18"/>
                 <w:szCs w:val="18"/>
               </w:rPr>
-              <w:t xml:space="preserve">Cámara directa</w:t>
-            </w:r>
-          </w:p>
-        </w:tc>
+              <w:t xml:space="preserve">15 s</w:t>
+            </w:r>
+          </w:p>
+        </w:tc>
+      </w:tr>
+      <w:tr>
         <w:tc>
           <w:tcPr>
             <w:shd w:fill="D6EAF8" w:val="clear"/>
@@ -771,6 +682,388 @@
                 <w:sz w:val="18"/>
                 <w:szCs w:val="18"/>
               </w:rPr>
+              <w:t xml:space="preserve">Números</w:t>
+            </w:r>
+          </w:p>
+        </w:tc>
+        <w:tc>
+          <w:tcPr>
+            <w:shd w:fill="D6EAF8" w:val="clear"/>
+            <w:tcMar>
+              <w:top w:type="dxa" w:w="60"/>
+              <w:left w:type="dxa" w:w="100"/>
+              <w:bottom w:type="dxa" w:w="60"/>
+              <w:right w:type="dxa" w:w="100"/>
+            </w:tcMar>
+          </w:tcPr>
+          <w:p>
+            <w:pPr>
+              <w:spacing w:after="60" w:before="60"/>
+            </w:pPr>
+            <w:r>
+              <w:rPr>
+                <w:rFonts w:ascii="Calibri" w:cs="Calibri" w:eastAsia="Calibri" w:hAnsi="Calibri"/>
+                <w:b w:val="false"/>
+                <w:bCs w:val="false"/>
+                <w:color w:val="000000"/>
+                <w:sz w:val="18"/>
+                <w:szCs w:val="18"/>
+              </w:rPr>
+              <w:t xml:space="preserve">+1,300 residencias · ~2M familias · $3,990/mes</w:t>
+            </w:r>
+          </w:p>
+        </w:tc>
+        <w:tc>
+          <w:tcPr>
+            <w:shd w:fill="D6EAF8" w:val="clear"/>
+            <w:tcMar>
+              <w:top w:type="dxa" w:w="60"/>
+              <w:left w:type="dxa" w:w="100"/>
+              <w:bottom w:type="dxa" w:w="60"/>
+              <w:right w:type="dxa" w:w="100"/>
+            </w:tcMar>
+          </w:tcPr>
+          <w:p>
+            <w:pPr>
+              <w:spacing w:after="60" w:before="60"/>
+            </w:pPr>
+            <w:r>
+              <w:rPr>
+                <w:rFonts w:ascii="Calibri" w:cs="Calibri" w:eastAsia="Calibri" w:hAnsi="Calibri"/>
+                <w:b w:val="false"/>
+                <w:bCs w:val="false"/>
+                <w:color w:val="000000"/>
+                <w:sz w:val="18"/>
+                <w:szCs w:val="18"/>
+              </w:rPr>
+              <w:t xml:space="preserve">Gemini Img-2 + texto</w:t>
+            </w:r>
+          </w:p>
+        </w:tc>
+        <w:tc>
+          <w:tcPr>
+            <w:shd w:fill="D6EAF8" w:val="clear"/>
+            <w:tcMar>
+              <w:top w:type="dxa" w:w="60"/>
+              <w:left w:type="dxa" w:w="100"/>
+              <w:bottom w:type="dxa" w:w="60"/>
+              <w:right w:type="dxa" w:w="100"/>
+            </w:tcMar>
+          </w:tcPr>
+          <w:p>
+            <w:pPr>
+              <w:spacing w:after="60" w:before="60"/>
+            </w:pPr>
+            <w:r>
+              <w:rPr>
+                <w:rFonts w:ascii="Calibri" w:cs="Calibri" w:eastAsia="Calibri" w:hAnsi="Calibri"/>
+                <w:b w:val="false"/>
+                <w:bCs w:val="false"/>
+                <w:color w:val="000000"/>
+                <w:sz w:val="18"/>
+                <w:szCs w:val="18"/>
+              </w:rPr>
+              <w:t xml:space="preserve">02:10</w:t>
+            </w:r>
+          </w:p>
+        </w:tc>
+        <w:tc>
+          <w:tcPr>
+            <w:shd w:fill="D6EAF8" w:val="clear"/>
+            <w:tcMar>
+              <w:top w:type="dxa" w:w="60"/>
+              <w:left w:type="dxa" w:w="100"/>
+              <w:bottom w:type="dxa" w:w="60"/>
+              <w:right w:type="dxa" w:w="100"/>
+            </w:tcMar>
+          </w:tcPr>
+          <w:p>
+            <w:pPr>
+              <w:spacing w:after="60" w:before="60"/>
+            </w:pPr>
+            <w:r>
+              <w:rPr>
+                <w:rFonts w:ascii="Calibri" w:cs="Calibri" w:eastAsia="Calibri" w:hAnsi="Calibri"/>
+                <w:b w:val="false"/>
+                <w:bCs w:val="false"/>
+                <w:color w:val="000000"/>
+                <w:sz w:val="18"/>
+                <w:szCs w:val="18"/>
+              </w:rPr>
+              <w:t xml:space="preserve">20 s</w:t>
+            </w:r>
+          </w:p>
+        </w:tc>
+      </w:tr>
+      <w:tr>
+        <w:tc>
+          <w:tcPr>
+            <w:shd w:fill="FFFFFF" w:val="clear"/>
+            <w:tcMar>
+              <w:top w:type="dxa" w:w="60"/>
+              <w:left w:type="dxa" w:w="100"/>
+              <w:bottom w:type="dxa" w:w="60"/>
+              <w:right w:type="dxa" w:w="100"/>
+            </w:tcMar>
+          </w:tcPr>
+          <w:p>
+            <w:pPr>
+              <w:spacing w:after="60" w:before="60"/>
+            </w:pPr>
+            <w:r>
+              <w:rPr>
+                <w:rFonts w:ascii="Calibri" w:cs="Calibri" w:eastAsia="Calibri" w:hAnsi="Calibri"/>
+                <w:b w:val="false"/>
+                <w:bCs w:val="false"/>
+                <w:color w:val="000000"/>
+                <w:sz w:val="18"/>
+                <w:szCs w:val="18"/>
+              </w:rPr>
+              <w:t xml:space="preserve">Founder</w:t>
+            </w:r>
+          </w:p>
+        </w:tc>
+        <w:tc>
+          <w:tcPr>
+            <w:shd w:fill="FFFFFF" w:val="clear"/>
+            <w:tcMar>
+              <w:top w:type="dxa" w:w="60"/>
+              <w:left w:type="dxa" w:w="100"/>
+              <w:bottom w:type="dxa" w:w="60"/>
+              <w:right w:type="dxa" w:w="100"/>
+            </w:tcMar>
+          </w:tcPr>
+          <w:p>
+            <w:pPr>
+              <w:spacing w:after="60" w:before="60"/>
+            </w:pPr>
+            <w:r>
+              <w:rPr>
+                <w:rFonts w:ascii="Calibri" w:cs="Calibri" w:eastAsia="Calibri" w:hAnsi="Calibri"/>
+                <w:b w:val="false"/>
+                <w:bCs w:val="false"/>
+                <w:color w:val="000000"/>
+                <w:sz w:val="18"/>
+                <w:szCs w:val="18"/>
+              </w:rPr>
+              <w:t xml:space="preserve">Roberto en cámara — 2 oraciones — nombre</w:t>
+            </w:r>
+          </w:p>
+        </w:tc>
+        <w:tc>
+          <w:tcPr>
+            <w:shd w:fill="FFFFFF" w:val="clear"/>
+            <w:tcMar>
+              <w:top w:type="dxa" w:w="60"/>
+              <w:left w:type="dxa" w:w="100"/>
+              <w:bottom w:type="dxa" w:w="60"/>
+              <w:right w:type="dxa" w:w="100"/>
+            </w:tcMar>
+          </w:tcPr>
+          <w:p>
+            <w:pPr>
+              <w:spacing w:after="60" w:before="60"/>
+            </w:pPr>
+            <w:r>
+              <w:rPr>
+                <w:rFonts w:ascii="Calibri" w:cs="Calibri" w:eastAsia="Calibri" w:hAnsi="Calibri"/>
+                <w:b w:val="false"/>
+                <w:bCs w:val="false"/>
+                <w:color w:val="000000"/>
+                <w:sz w:val="18"/>
+                <w:szCs w:val="18"/>
+              </w:rPr>
+              <w:t xml:space="preserve">Cámara directa</w:t>
+            </w:r>
+          </w:p>
+        </w:tc>
+        <w:tc>
+          <w:tcPr>
+            <w:shd w:fill="FFFFFF" w:val="clear"/>
+            <w:tcMar>
+              <w:top w:type="dxa" w:w="60"/>
+              <w:left w:type="dxa" w:w="100"/>
+              <w:bottom w:type="dxa" w:w="60"/>
+              <w:right w:type="dxa" w:w="100"/>
+            </w:tcMar>
+          </w:tcPr>
+          <w:p>
+            <w:pPr>
+              <w:spacing w:after="60" w:before="60"/>
+            </w:pPr>
+            <w:r>
+              <w:rPr>
+                <w:rFonts w:ascii="Calibri" w:cs="Calibri" w:eastAsia="Calibri" w:hAnsi="Calibri"/>
+                <w:b w:val="false"/>
+                <w:bCs w:val="false"/>
+                <w:color w:val="000000"/>
+                <w:sz w:val="18"/>
+                <w:szCs w:val="18"/>
+              </w:rPr>
+              <w:t xml:space="preserve">02:30</w:t>
+            </w:r>
+          </w:p>
+        </w:tc>
+        <w:tc>
+          <w:tcPr>
+            <w:shd w:fill="FFFFFF" w:val="clear"/>
+            <w:tcMar>
+              <w:top w:type="dxa" w:w="60"/>
+              <w:left w:type="dxa" w:w="100"/>
+              <w:bottom w:type="dxa" w:w="60"/>
+              <w:right w:type="dxa" w:w="100"/>
+            </w:tcMar>
+          </w:tcPr>
+          <w:p>
+            <w:pPr>
+              <w:spacing w:after="60" w:before="60"/>
+            </w:pPr>
+            <w:r>
+              <w:rPr>
+                <w:rFonts w:ascii="Calibri" w:cs="Calibri" w:eastAsia="Calibri" w:hAnsi="Calibri"/>
+                <w:b w:val="false"/>
+                <w:bCs w:val="false"/>
+                <w:color w:val="000000"/>
+                <w:sz w:val="18"/>
+                <w:szCs w:val="18"/>
+              </w:rPr>
+              <w:t xml:space="preserve">10 s</w:t>
+            </w:r>
+          </w:p>
+        </w:tc>
+      </w:tr>
+      <w:tr>
+        <w:tc>
+          <w:tcPr>
+            <w:shd w:fill="D6EAF8" w:val="clear"/>
+            <w:tcMar>
+              <w:top w:type="dxa" w:w="60"/>
+              <w:left w:type="dxa" w:w="100"/>
+              <w:bottom w:type="dxa" w:w="60"/>
+              <w:right w:type="dxa" w:w="100"/>
+            </w:tcMar>
+          </w:tcPr>
+          <w:p>
+            <w:pPr>
+              <w:spacing w:after="60" w:before="60"/>
+            </w:pPr>
+            <w:r>
+              <w:rPr>
+                <w:rFonts w:ascii="Calibri" w:cs="Calibri" w:eastAsia="Calibri" w:hAnsi="Calibri"/>
+                <w:b w:val="false"/>
+                <w:bCs w:val="false"/>
+                <w:color w:val="000000"/>
+                <w:sz w:val="18"/>
+                <w:szCs w:val="18"/>
+              </w:rPr>
+              <w:t xml:space="preserve">Créditos</w:t>
+            </w:r>
+          </w:p>
+        </w:tc>
+        <w:tc>
+          <w:tcPr>
+            <w:shd w:fill="D6EAF8" w:val="clear"/>
+            <w:tcMar>
+              <w:top w:type="dxa" w:w="60"/>
+              <w:left w:type="dxa" w:w="100"/>
+              <w:bottom w:type="dxa" w:w="60"/>
+              <w:right w:type="dxa" w:w="100"/>
+            </w:tcMar>
+          </w:tcPr>
+          <w:p>
+            <w:pPr>
+              <w:spacing w:after="60" w:before="60"/>
+            </w:pPr>
+            <w:r>
+              <w:rPr>
+                <w:rFonts w:ascii="Calibri" w:cs="Calibri" w:eastAsia="Calibri" w:hAnsi="Calibri"/>
+                <w:b w:val="false"/>
+                <w:bCs w:val="false"/>
+                <w:color w:val="000000"/>
+                <w:sz w:val="18"/>
+                <w:szCs w:val="18"/>
+              </w:rPr>
+              <w:t xml:space="preserve">Logo + contacto + disclaimer</w:t>
+            </w:r>
+          </w:p>
+        </w:tc>
+        <w:tc>
+          <w:tcPr>
+            <w:shd w:fill="D6EAF8" w:val="clear"/>
+            <w:tcMar>
+              <w:top w:type="dxa" w:w="60"/>
+              <w:left w:type="dxa" w:w="100"/>
+              <w:bottom w:type="dxa" w:w="60"/>
+              <w:right w:type="dxa" w:w="100"/>
+            </w:tcMar>
+          </w:tcPr>
+          <w:p>
+            <w:pPr>
+              <w:spacing w:after="60" w:before="60"/>
+            </w:pPr>
+            <w:r>
+              <w:rPr>
+                <w:rFonts w:ascii="Calibri" w:cs="Calibri" w:eastAsia="Calibri" w:hAnsi="Calibri"/>
+                <w:b w:val="false"/>
+                <w:bCs w:val="false"/>
+                <w:color w:val="000000"/>
+                <w:sz w:val="18"/>
+                <w:szCs w:val="18"/>
+              </w:rPr>
+              <w:t xml:space="preserve">Motion graphics</w:t>
+            </w:r>
+          </w:p>
+        </w:tc>
+        <w:tc>
+          <w:tcPr>
+            <w:shd w:fill="D6EAF8" w:val="clear"/>
+            <w:tcMar>
+              <w:top w:type="dxa" w:w="60"/>
+              <w:left w:type="dxa" w:w="100"/>
+              <w:bottom w:type="dxa" w:w="60"/>
+              <w:right w:type="dxa" w:w="100"/>
+            </w:tcMar>
+          </w:tcPr>
+          <w:p>
+            <w:pPr>
+              <w:spacing w:after="60" w:before="60"/>
+            </w:pPr>
+            <w:r>
+              <w:rPr>
+                <w:rFonts w:ascii="Calibri" w:cs="Calibri" w:eastAsia="Calibri" w:hAnsi="Calibri"/>
+                <w:b w:val="false"/>
+                <w:bCs w:val="false"/>
+                <w:color w:val="000000"/>
+                <w:sz w:val="18"/>
+                <w:szCs w:val="18"/>
+              </w:rPr>
+              <w:t xml:space="preserve">02:40</w:t>
+            </w:r>
+          </w:p>
+        </w:tc>
+        <w:tc>
+          <w:tcPr>
+            <w:shd w:fill="D6EAF8" w:val="clear"/>
+            <w:tcMar>
+              <w:top w:type="dxa" w:w="60"/>
+              <w:left w:type="dxa" w:w="100"/>
+              <w:bottom w:type="dxa" w:w="60"/>
+              <w:right w:type="dxa" w:w="100"/>
+            </w:tcMar>
+          </w:tcPr>
+          <w:p>
+            <w:pPr>
+              <w:spacing w:after="60" w:before="60"/>
+            </w:pPr>
+            <w:r>
+              <w:rPr>
+                <w:rFonts w:ascii="Calibri" w:cs="Calibri" w:eastAsia="Calibri" w:hAnsi="Calibri"/>
+                <w:b w:val="false"/>
+                <w:bCs w:val="false"/>
+                <w:color w:val="000000"/>
+                <w:sz w:val="18"/>
+                <w:szCs w:val="18"/>
+              </w:rPr>
               <w:t xml:space="preserve">10 s</w:t>
             </w:r>
           </w:p>
@@ -778,22 +1071,6 @@
       </w:tr>
     </w:tbl>
     <w:p/>
-    <w:p>
-      <w:pPr>
-        <w:spacing w:after="100"/>
-      </w:pPr>
-      <w:r>
-        <w:rPr>
-          <w:rFonts w:ascii="Calibri" w:cs="Calibri" w:eastAsia="Calibri" w:hAnsi="Calibri"/>
-          <w:i/>
-          <w:iCs/>
-          <w:color w:val="CA6F1E"/>
-          <w:sz w:val="20"/>
-          <w:szCs w:val="20"/>
-        </w:rPr>
-        <w:t xml:space="preserve">Total: ~2:45 – 3:00. Bajo el límite. El tiempo sobrante es silencio — no lo llenes.</w:t>
-      </w:r>
-    </w:p>
     <w:p>
       <w:pPr>
         <w:pBdr>
@@ -805,7 +1082,7 @@
     <w:p>
       <w:pPr>
         <w:shd w:fill="1A5276" w:val="clear"/>
-        <w:spacing w:after="160" w:before="360"/>
+        <w:spacing w:after="180" w:before="360"/>
       </w:pPr>
       <w:r>
         <w:rPr>
@@ -816,7 +1093,7 @@
           <w:sz w:val="30"/>
           <w:szCs w:val="30"/>
         </w:rPr>
-        <w:t xml:space="preserve">Estilo visual global — aplica a todos los prompts</w:t>
+        <w:t xml:space="preserve">Estilo visual global — aplica a todos los prompts Gemini</w:t>
       </w:r>
     </w:p>
     <w:p>
@@ -830,17 +1107,14 @@
           <w:sz w:val="22"/>
           <w:szCs w:val="22"/>
         </w:rPr>
-        <w:t xml:space="preserve">Pega este bloque al inicio de cada prompt de imagen. Mantiene coherencia visual entre escenas.</w:t>
-      </w:r>
-    </w:p>
-    <w:p>
-      <w:pPr>
-        <w:pBdr>
-          <w:left w:val="single" w:color="6C3483" w:sz="12"/>
-        </w:pBdr>
+        <w:t xml:space="preserve">Pega siempre este bloque AL INICIO de cada prompt. Garantiza coherencia de paleta y luz entre todas las imágenes.</w:t>
+      </w:r>
+    </w:p>
+    <w:p>
+      <w:pPr>
         <w:shd w:fill="E8DAEF" w:val="clear"/>
-        <w:spacing w:after="140" w:before="100" w:line="320"/>
-        <w:ind w:left="453"/>
+        <w:spacing w:after="0" w:before="100"/>
+        <w:ind w:left="340"/>
       </w:pPr>
       <w:r>
         <w:rPr>
@@ -848,11 +1122,21 @@
           <w:b/>
           <w:bCs/>
           <w:color w:val="6C3483"/>
-          <w:sz w:val="18"/>
-          <w:szCs w:val="18"/>
-        </w:rPr>
-        <w:t xml:space="preserve">✦ GEMINI PROMPT  </w:t>
-      </w:r>
+          <w:sz w:val="20"/>
+          <w:szCs w:val="20"/>
+        </w:rPr>
+        <w:t xml:space="preserve">✦ GEMINI  ·  ESTILO GLOBAL</w:t>
+      </w:r>
+    </w:p>
+    <w:p>
+      <w:pPr>
+        <w:pBdr>
+          <w:left w:val="single" w:color="6C3483" w:sz="14"/>
+        </w:pBdr>
+        <w:shd w:fill="E8DAEF" w:val="clear"/>
+        <w:spacing w:after="140" w:before="0" w:line="320"/>
+        <w:ind w:left="453"/>
+      </w:pPr>
       <w:r>
         <w:rPr>
           <w:rFonts w:ascii="Courier New" w:cs="Courier New" w:eastAsia="Courier New" w:hAnsi="Courier New"/>
@@ -860,7 +1144,7 @@
           <w:sz w:val="19"/>
           <w:szCs w:val="19"/>
         </w:rPr>
-        <w:t xml:space="preserve">Style: clean editorial photography, soft pastel palette (warm ivory background, muted steel-blue accents), cinematic shallow depth of field, no text overlays, no logos, photorealistic, 16:9 aspect ratio, professional healthcare setting</w:t>
+        <w:t xml:space="preserve">photorealistic, editorial photography, soft pastel palette (warm ivory #FAFAF8 background, muted steel-blue #5B8DB8 accents), cinematic shallow depth of field, no text overlays, no logos, no watermarks, 16:9 aspect ratio, professional Mexican elder-care setting, warm but slightly somber mood</w:t>
       </w:r>
     </w:p>
     <w:p>
@@ -873,8 +1157,8 @@
     </w:p>
     <w:p>
       <w:pPr>
-        <w:shd w:fill="1A5276" w:val="clear"/>
-        <w:spacing w:after="160" w:before="360"/>
+        <w:shd w:fill="CA6F1E" w:val="clear"/>
+        <w:spacing w:after="180" w:before="360"/>
       </w:pPr>
       <w:r>
         <w:rPr>
@@ -885,32 +1169,445 @@
           <w:sz w:val="30"/>
           <w:szCs w:val="30"/>
         </w:rPr>
-        <w:t xml:space="preserve">ESCENA 1 · El problema   00:00 – 00:25   (25 s)</w:t>
+        <w:t xml:space="preserve">Personajes</w:t>
       </w:r>
     </w:p>
     <w:p>
       <w:pPr>
         <w:spacing w:after="120"/>
+      </w:pPr>
+      <w:r>
+        <w:rPr>
+          <w:rFonts w:ascii="Calibri" w:cs="Calibri" w:eastAsia="Calibri" w:hAnsi="Calibri"/>
+          <w:color w:val="000000"/>
+          <w:sz w:val="22"/>
+          <w:szCs w:val="22"/>
+        </w:rPr>
+        <w:t xml:space="preserve">Tres personajes. Solo el Director aparece en imágenes Gemini. Los otros dos aparecen en el screencast como nombres/avatares del MVP.</w:t>
+      </w:r>
+    </w:p>
+    <w:p>
+      <w:pPr>
+        <w:shd w:fill="FDEBD0" w:val="clear"/>
+        <w:spacing w:after="60" w:before="160"/>
+        <w:ind w:left="226"/>
       </w:pPr>
       <w:r>
         <w:rPr>
           <w:rFonts w:ascii="Calibri" w:cs="Calibri" w:eastAsia="Calibri" w:hAnsi="Calibri"/>
           <w:b/>
           <w:bCs/>
-          <w:color w:val="1A5276"/>
+          <w:color w:val="CA6F1E"/>
           <w:sz w:val="22"/>
           <w:szCs w:val="22"/>
         </w:rPr>
-        <w:t xml:space="preserve">Regla: </w:t>
-      </w:r>
-      <w:r>
-        <w:rPr>
-          <w:rFonts w:ascii="Calibri" w:cs="Calibri" w:eastAsia="Calibri" w:hAnsi="Calibri"/>
-          <w:color w:val="000000"/>
+        <w:t xml:space="preserve">👤  El Director  ·  Comprador · rol demo_admin en CareSignal</w:t>
+      </w:r>
+    </w:p>
+    <w:p>
+      <w:pPr>
+        <w:spacing w:after="60"/>
+        <w:ind w:left="453"/>
+      </w:pPr>
+      <w:r>
+        <w:rPr>
+          <w:rFonts w:ascii="Calibri" w:cs="Calibri" w:eastAsia="Calibri" w:hAnsi="Calibri"/>
+          <w:color w:val="000000"/>
+          <w:sz w:val="20"/>
+          <w:szCs w:val="20"/>
+        </w:rPr>
+        <w:t xml:space="preserve">Hombre, ~52 años. Traje oscuro sin corbata, camisa blanca. Expresión seria y cansada — lleva años administrando sin herramientas. Mexicano. Está en su oficina dentro de la residencia, mirando una pantalla. Es el que firma el contrato. Su dolor: ser el responsable legal cuando algo falla y no tener evidencia.</w:t>
+      </w:r>
+    </w:p>
+    <w:p>
+      <w:pPr>
+        <w:shd w:fill="E8DAEF" w:val="clear"/>
+        <w:spacing w:after="120"/>
+        <w:ind w:left="453"/>
+      </w:pPr>
+      <w:r>
+        <w:rPr>
+          <w:rFonts w:ascii="Calibri" w:cs="Calibri" w:eastAsia="Calibri" w:hAnsi="Calibri"/>
+          <w:b/>
+          <w:bCs/>
+          <w:color w:val="6C3483"/>
+          <w:sz w:val="19"/>
+          <w:szCs w:val="19"/>
+        </w:rPr>
+        <w:t xml:space="preserve">Descripción Gemini: </w:t>
+      </w:r>
+      <w:r>
+        <w:rPr>
+          <w:rFonts w:ascii="Courier New" w:cs="Courier New" w:eastAsia="Courier New" w:hAnsi="Courier New"/>
+          <w:color w:val="000000"/>
+          <w:sz w:val="19"/>
+          <w:szCs w:val="19"/>
+        </w:rPr>
+        <w:t xml:space="preserve">Mexican man in his early 50s, dark blazer, white shirt, no tie, tired but professional expression, seated at a desk in a private care home office, looking at a computer screen with a soft blue dashboard glow on his face, warm desk lamp in the background</w:t>
+      </w:r>
+    </w:p>
+    <w:p>
+      <w:pPr>
+        <w:shd w:fill="FDEBD0" w:val="clear"/>
+        <w:spacing w:after="60" w:before="160"/>
+        <w:ind w:left="226"/>
+      </w:pPr>
+      <w:r>
+        <w:rPr>
+          <w:rFonts w:ascii="Calibri" w:cs="Calibri" w:eastAsia="Calibri" w:hAnsi="Calibri"/>
+          <w:b/>
+          <w:bCs/>
+          <w:color w:val="CA6F1E"/>
           <w:sz w:val="22"/>
           <w:szCs w:val="22"/>
         </w:rPr>
-        <w:t xml:space="preserve">Una sola imagen. Una sola oración. El juez debe sentirlo, no entenderlo.</w:t>
+        <w:t xml:space="preserve">👤  La Residente  ·  Adulta mayor · aparece en imagen del hook</w:t>
+      </w:r>
+    </w:p>
+    <w:p>
+      <w:pPr>
+        <w:spacing w:after="60"/>
+        <w:ind w:left="453"/>
+      </w:pPr>
+      <w:r>
+        <w:rPr>
+          <w:rFonts w:ascii="Calibri" w:cs="Calibri" w:eastAsia="Calibri" w:hAnsi="Calibri"/>
+          <w:color w:val="000000"/>
+          <w:sz w:val="20"/>
+          <w:szCs w:val="20"/>
+        </w:rPr>
+        <w:t xml:space="preserve">Mujer, ~82 años. Pijama claro. Habitación individual de residencia privada, noche. Sola junto a la ventana o en la cama. Ella no es una víctima — es una persona digna en una situación de vulnerabilidad. El cuaderno de registro en papel sobre la mesita es el símbolo del sistema roto.</w:t>
+      </w:r>
+    </w:p>
+    <w:p>
+      <w:pPr>
+        <w:shd w:fill="E8DAEF" w:val="clear"/>
+        <w:spacing w:after="120"/>
+        <w:ind w:left="453"/>
+      </w:pPr>
+      <w:r>
+        <w:rPr>
+          <w:rFonts w:ascii="Calibri" w:cs="Calibri" w:eastAsia="Calibri" w:hAnsi="Calibri"/>
+          <w:b/>
+          <w:bCs/>
+          <w:color w:val="6C3483"/>
+          <w:sz w:val="19"/>
+          <w:szCs w:val="19"/>
+        </w:rPr>
+        <w:t xml:space="preserve">Descripción Gemini: </w:t>
+      </w:r>
+      <w:r>
+        <w:rPr>
+          <w:rFonts w:ascii="Courier New" w:cs="Courier New" w:eastAsia="Courier New" w:hAnsi="Courier New"/>
+          <w:color w:val="000000"/>
+          <w:sz w:val="19"/>
+          <w:szCs w:val="19"/>
+        </w:rPr>
+        <w:t xml:space="preserve">Mexican elderly woman in her early 80s, light cotton pajamas, sitting alone by a dim bedside lamp in a private care home room at night, a paper logbook open on the nightstand with some blank lines visible, intimate and quietly somber mood, no caregiver in sight</w:t>
+      </w:r>
+    </w:p>
+    <w:p>
+      <w:pPr>
+        <w:shd w:fill="FDEBD0" w:val="clear"/>
+        <w:spacing w:after="60" w:before="160"/>
+        <w:ind w:left="226"/>
+      </w:pPr>
+      <w:r>
+        <w:rPr>
+          <w:rFonts w:ascii="Calibri" w:cs="Calibri" w:eastAsia="Calibri" w:hAnsi="Calibri"/>
+          <w:b/>
+          <w:bCs/>
+          <w:color w:val="CA6F1E"/>
+          <w:sz w:val="22"/>
+          <w:szCs w:val="22"/>
+        </w:rPr>
+        <w:t xml:space="preserve">👤  El Cuidador  ·  Usuario operativo · aparece solo en el screencast</w:t>
+      </w:r>
+    </w:p>
+    <w:p>
+      <w:pPr>
+        <w:spacing w:after="60"/>
+        <w:ind w:left="453"/>
+      </w:pPr>
+      <w:r>
+        <w:rPr>
+          <w:rFonts w:ascii="Calibri" w:cs="Calibri" w:eastAsia="Calibri" w:hAnsi="Calibri"/>
+          <w:color w:val="000000"/>
+          <w:sz w:val="20"/>
+          <w:szCs w:val="20"/>
+        </w:rPr>
+        <w:t xml:space="preserve">Aparece únicamente como nombre en el menú de asignación del dashboard de CareSignal. No necesita imagen Gemini. En el screencast se ve "Carlos M. — disponible" en la lista de asignación. El nombre debe coincidir con los datos ficticios del seed del MVP.</w:t>
+      </w:r>
+    </w:p>
+    <w:p>
+      <w:pPr>
+        <w:shd w:fill="E8DAEF" w:val="clear"/>
+        <w:spacing w:after="120"/>
+        <w:ind w:left="453"/>
+      </w:pPr>
+      <w:r>
+        <w:rPr>
+          <w:rFonts w:ascii="Calibri" w:cs="Calibri" w:eastAsia="Calibri" w:hAnsi="Calibri"/>
+          <w:b/>
+          <w:bCs/>
+          <w:color w:val="6C3483"/>
+          <w:sz w:val="19"/>
+          <w:szCs w:val="19"/>
+        </w:rPr>
+        <w:t xml:space="preserve">Descripción Gemini: </w:t>
+      </w:r>
+      <w:r>
+        <w:rPr>
+          <w:rFonts w:ascii="Courier New" w:cs="Courier New" w:eastAsia="Courier New" w:hAnsi="Courier New"/>
+          <w:color w:val="000000"/>
+          <w:sz w:val="19"/>
+          <w:szCs w:val="19"/>
+        </w:rPr>
+        <w:t xml:space="preserve">(no se genera imagen Gemini para este personaje)</w:t>
+      </w:r>
+    </w:p>
+    <w:p>
+      <w:pPr>
+        <w:pBdr>
+          <w:bottom w:val="single" w:color="D6EAF8" w:sz="6"/>
+        </w:pBdr>
+        <w:spacing w:after="240"/>
+      </w:pPr>
+    </w:p>
+    <w:p>
+      <w:pPr>
+        <w:shd w:fill="424242" w:val="clear"/>
+        <w:spacing w:after="180" w:before="360"/>
+      </w:pPr>
+      <w:r>
+        <w:rPr>
+          <w:rFonts w:ascii="Calibri" w:cs="Calibri" w:eastAsia="Calibri" w:hAnsi="Calibri"/>
+          <w:b/>
+          <w:bCs/>
+          <w:color w:val="FFFFFF"/>
+          <w:sz w:val="30"/>
+          <w:szCs w:val="30"/>
+        </w:rPr>
+        <w:t xml:space="preserve">Escenarios</w:t>
+      </w:r>
+    </w:p>
+    <w:p>
+      <w:pPr>
+        <w:shd w:fill="F2F3F4" w:val="clear"/>
+        <w:spacing w:after="60" w:before="140"/>
+        <w:ind w:left="226"/>
+      </w:pPr>
+      <w:r>
+        <w:rPr>
+          <w:rFonts w:ascii="Calibri" w:cs="Calibri" w:eastAsia="Calibri" w:hAnsi="Calibri"/>
+          <w:b/>
+          <w:bCs/>
+          <w:color w:val="424242"/>
+          <w:sz w:val="22"/>
+          <w:szCs w:val="22"/>
+        </w:rPr>
+        <w:t xml:space="preserve">🏢  Escenario: Oficina del director</w:t>
+      </w:r>
+    </w:p>
+    <w:p>
+      <w:pPr>
+        <w:spacing w:after="60"/>
+        <w:ind w:left="453"/>
+      </w:pPr>
+      <w:r>
+        <w:rPr>
+          <w:rFonts w:ascii="Calibri" w:cs="Calibri" w:eastAsia="Calibri" w:hAnsi="Calibri"/>
+          <w:color w:val="000000"/>
+          <w:sz w:val="20"/>
+          <w:szCs w:val="20"/>
+        </w:rPr>
+        <w:t xml:space="preserve">Despacho moderno dentro de una residencia privada. Escritorio de madera oscura, pantalla de computadora con dashboard CareSignal visible. Lámpara de escritorio cálida. Cuadros o diplomas en la pared. Sin ventana exterior — el director está encerrado en su responsabilidad. Aparece en imágenes Gemini opcionales si se añade intro del director.</w:t>
+      </w:r>
+    </w:p>
+    <w:p>
+      <w:pPr>
+        <w:shd w:fill="E8DAEF" w:val="clear"/>
+        <w:spacing w:after="120"/>
+        <w:ind w:left="453"/>
+      </w:pPr>
+      <w:r>
+        <w:rPr>
+          <w:rFonts w:ascii="Calibri" w:cs="Calibri" w:eastAsia="Calibri" w:hAnsi="Calibri"/>
+          <w:b/>
+          <w:bCs/>
+          <w:color w:val="6C3483"/>
+          <w:sz w:val="19"/>
+          <w:szCs w:val="19"/>
+        </w:rPr>
+        <w:t xml:space="preserve">Descripción Gemini: </w:t>
+      </w:r>
+      <w:r>
+        <w:rPr>
+          <w:rFonts w:ascii="Courier New" w:cs="Courier New" w:eastAsia="Courier New" w:hAnsi="Courier New"/>
+          <w:color w:val="000000"/>
+          <w:sz w:val="19"/>
+          <w:szCs w:val="19"/>
+        </w:rPr>
+        <w:t xml:space="preserve">private care home director's office at night, dark wood desk, computer screen with a soft blue dashboard glow, warm desk lamp, diplomas on the wall, no window, enclosed professional atmosphere, sense of administrative responsibility</w:t>
+      </w:r>
+    </w:p>
+    <w:p>
+      <w:pPr>
+        <w:shd w:fill="F2F3F4" w:val="clear"/>
+        <w:spacing w:after="60" w:before="140"/>
+        <w:ind w:left="226"/>
+      </w:pPr>
+      <w:r>
+        <w:rPr>
+          <w:rFonts w:ascii="Calibri" w:cs="Calibri" w:eastAsia="Calibri" w:hAnsi="Calibri"/>
+          <w:b/>
+          <w:bCs/>
+          <w:color w:val="424242"/>
+          <w:sz w:val="22"/>
+          <w:szCs w:val="22"/>
+        </w:rPr>
+        <w:t xml:space="preserve">🏢  Escenario: Habitación de la residente</w:t>
+      </w:r>
+    </w:p>
+    <w:p>
+      <w:pPr>
+        <w:spacing w:after="60"/>
+        <w:ind w:left="453"/>
+      </w:pPr>
+      <w:r>
+        <w:rPr>
+          <w:rFonts w:ascii="Calibri" w:cs="Calibri" w:eastAsia="Calibri" w:hAnsi="Calibri"/>
+          <w:color w:val="000000"/>
+          <w:sz w:val="20"/>
+          <w:szCs w:val="20"/>
+        </w:rPr>
+        <w:t xml:space="preserve">Cuarto individual de residencia privada. Cama con ropa de cama clara, mesita de noche con lámpara pequeña y cuaderno de registro en papel abierto. Ventana con persiana, noche. Atmósfera íntima, silenciosa. Este escenario aparece SOLO en la imagen del hook — nunca en el screencast.</w:t>
+      </w:r>
+    </w:p>
+    <w:p>
+      <w:pPr>
+        <w:shd w:fill="E8DAEF" w:val="clear"/>
+        <w:spacing w:after="120"/>
+        <w:ind w:left="453"/>
+      </w:pPr>
+      <w:r>
+        <w:rPr>
+          <w:rFonts w:ascii="Calibri" w:cs="Calibri" w:eastAsia="Calibri" w:hAnsi="Calibri"/>
+          <w:b/>
+          <w:bCs/>
+          <w:color w:val="6C3483"/>
+          <w:sz w:val="19"/>
+          <w:szCs w:val="19"/>
+        </w:rPr>
+        <w:t xml:space="preserve">Descripción Gemini: </w:t>
+      </w:r>
+      <w:r>
+        <w:rPr>
+          <w:rFonts w:ascii="Courier New" w:cs="Courier New" w:eastAsia="Courier New" w:hAnsi="Courier New"/>
+          <w:color w:val="000000"/>
+          <w:sz w:val="19"/>
+          <w:szCs w:val="19"/>
+        </w:rPr>
+        <w:t xml:space="preserve">private elder-care room at night, single bed with light bedding, small nightstand with a dim lamp and an open paper logbook, window with closed blinds, quiet and intimate atmosphere, no medical equipment, warm ivory and soft shadow palette</w:t>
+      </w:r>
+    </w:p>
+    <w:p>
+      <w:pPr>
+        <w:shd w:fill="F2F3F4" w:val="clear"/>
+        <w:spacing w:after="60" w:before="140"/>
+        <w:ind w:left="226"/>
+      </w:pPr>
+      <w:r>
+        <w:rPr>
+          <w:rFonts w:ascii="Calibri" w:cs="Calibri" w:eastAsia="Calibri" w:hAnsi="Calibri"/>
+          <w:b/>
+          <w:bCs/>
+          <w:color w:val="424242"/>
+          <w:sz w:val="22"/>
+          <w:szCs w:val="22"/>
+        </w:rPr>
+        <w:t xml:space="preserve">🏢  Escenario: Pantalla CareSignal (dashboard)</w:t>
+      </w:r>
+    </w:p>
+    <w:p>
+      <w:pPr>
+        <w:spacing w:after="60"/>
+        <w:ind w:left="453"/>
+      </w:pPr>
+      <w:r>
+        <w:rPr>
+          <w:rFonts w:ascii="Calibri" w:cs="Calibri" w:eastAsia="Calibri" w:hAnsi="Calibri"/>
+          <w:color w:val="000000"/>
+          <w:sz w:val="20"/>
+          <w:szCs w:val="20"/>
+        </w:rPr>
+        <w:t xml:space="preserve">Este escenario es el screencast del MVP en localhost:5173. No usa Gemini. El dashboard debe mostrar: barra de alertas superior, lista de residentes con estados en color, columna de rondas programadas/vencidas. Reloj simulado visible en la esquina superior.</w:t>
+      </w:r>
+    </w:p>
+    <w:p>
+      <w:pPr>
+        <w:shd w:fill="E8DAEF" w:val="clear"/>
+        <w:spacing w:after="120"/>
+        <w:ind w:left="453"/>
+      </w:pPr>
+      <w:r>
+        <w:rPr>
+          <w:rFonts w:ascii="Calibri" w:cs="Calibri" w:eastAsia="Calibri" w:hAnsi="Calibri"/>
+          <w:b/>
+          <w:bCs/>
+          <w:color w:val="6C3483"/>
+          <w:sz w:val="19"/>
+          <w:szCs w:val="19"/>
+        </w:rPr>
+        <w:t xml:space="preserve">Descripción Gemini: </w:t>
+      </w:r>
+      <w:r>
+        <w:rPr>
+          <w:rFonts w:ascii="Courier New" w:cs="Courier New" w:eastAsia="Courier New" w:hAnsi="Courier New"/>
+          <w:color w:val="000000"/>
+          <w:sz w:val="19"/>
+          <w:szCs w:val="19"/>
+        </w:rPr>
+        <w:t xml:space="preserve">(screencast — no se genera imagen Gemini)</w:t>
+      </w:r>
+    </w:p>
+    <w:p>
+      <w:pPr>
+        <w:pBdr>
+          <w:bottom w:val="single" w:color="D6EAF8" w:sz="6"/>
+        </w:pBdr>
+        <w:spacing w:after="240"/>
+      </w:pPr>
+    </w:p>
+    <w:p>
+      <w:pPr>
+        <w:shd w:fill="1A5276" w:val="clear"/>
+        <w:spacing w:after="180" w:before="360"/>
+      </w:pPr>
+      <w:r>
+        <w:rPr>
+          <w:rFonts w:ascii="Calibri" w:cs="Calibri" w:eastAsia="Calibri" w:hAnsi="Calibri"/>
+          <w:b/>
+          <w:bCs/>
+          <w:color w:val="FFFFFF"/>
+          <w:sz w:val="30"/>
+          <w:szCs w:val="30"/>
+        </w:rPr>
+        <w:t xml:space="preserve">Prompts Gemini completos — listos para copiar y pegar</w:t>
+      </w:r>
+    </w:p>
+    <w:p>
+      <w:pPr>
+        <w:spacing w:after="120"/>
+      </w:pPr>
+      <w:r>
+        <w:rPr>
+          <w:rFonts w:ascii="Calibri" w:cs="Calibri" w:eastAsia="Calibri" w:hAnsi="Calibri"/>
+          <w:color w:val="000000"/>
+          <w:sz w:val="22"/>
+          <w:szCs w:val="22"/>
+        </w:rPr>
+        <w:t xml:space="preserve">Cada prompt ya incluye el estilo global integrado. Copia el bloque completo, pégalo directo en Gemini Imagen 3 (AI Studio o imagen.google.com).</w:t>
       </w:r>
     </w:p>
     <w:p>
@@ -927,17 +1624,28 @@
           <w:sz w:val="24"/>
           <w:szCs w:val="24"/>
         </w:rPr>
-        <w:t xml:space="preserve">Imagen 1  (00:00 – 00:22)  fade-in desde negro</w:t>
-      </w:r>
-    </w:p>
-    <w:p>
-      <w:pPr>
-        <w:pBdr>
-          <w:left w:val="single" w:color="6C3483" w:sz="12"/>
-        </w:pBdr>
+        <w:t xml:space="preserve">Prompt 1 · Imagen del hook  (Escena 1 — 00:00 a 00:22)</w:t>
+      </w:r>
+    </w:p>
+    <w:p>
+      <w:pPr>
+        <w:spacing w:after="80"/>
+      </w:pPr>
+      <w:r>
+        <w:rPr>
+          <w:rFonts w:ascii="Calibri" w:cs="Calibri" w:eastAsia="Calibri" w:hAnsi="Calibri"/>
+          <w:color w:val="000000"/>
+          <w:sz w:val="22"/>
+          <w:szCs w:val="22"/>
+        </w:rPr>
+        <w:t xml:space="preserve">Propósito: activar empatía en los primeros 5 segundos. El juez debe sentir el riesgo antes de que la narración lo nombre.</w:t>
+      </w:r>
+    </w:p>
+    <w:p>
+      <w:pPr>
         <w:shd w:fill="E8DAEF" w:val="clear"/>
-        <w:spacing w:after="140" w:before="100" w:line="320"/>
-        <w:ind w:left="453"/>
+        <w:spacing w:after="0" w:before="100"/>
+        <w:ind w:left="340"/>
       </w:pPr>
       <w:r>
         <w:rPr>
@@ -945,11 +1653,21 @@
           <w:b/>
           <w:bCs/>
           <w:color w:val="6C3483"/>
-          <w:sz w:val="18"/>
-          <w:szCs w:val="18"/>
-        </w:rPr>
-        <w:t xml:space="preserve">✦ GEMINI PROMPT  </w:t>
-      </w:r>
+          <w:sz w:val="20"/>
+          <w:szCs w:val="20"/>
+        </w:rPr>
+        <w:t xml:space="preserve">✦ GEMINI  ·  IMG-1 · HOOK</w:t>
+      </w:r>
+    </w:p>
+    <w:p>
+      <w:pPr>
+        <w:pBdr>
+          <w:left w:val="single" w:color="6C3483" w:sz="14"/>
+        </w:pBdr>
+        <w:shd w:fill="E8DAEF" w:val="clear"/>
+        <w:spacing w:after="140" w:before="0" w:line="320"/>
+        <w:ind w:left="453"/>
+      </w:pPr>
       <w:r>
         <w:rPr>
           <w:rFonts w:ascii="Courier New" w:cs="Courier New" w:eastAsia="Courier New" w:hAnsi="Courier New"/>
@@ -957,37 +1675,39 @@
           <w:sz w:val="19"/>
           <w:szCs w:val="19"/>
         </w:rPr>
-        <w:t xml:space="preserve">Style: clean editorial photography, soft pastel palette (warm ivory background, muted steel-blue accents), cinematic shallow depth of field, no text overlays, no logos, photorealistic, 16:9 aspect ratio, professional healthcare setting, elderly woman in her 80s sitting alone by a sunlit window in a care home room at night, soft bedside lamp, a paper logbook open on the nightstand with blank lines, intimate and slightly somber mood, no caregiver visible</w:t>
-      </w:r>
-    </w:p>
-    <w:p>
-      <w:pPr>
-        <w:spacing w:after="55"/>
-        <w:ind w:left="340"/>
-      </w:pPr>
-      <w:r>
-        <w:rPr>
-          <w:rFonts w:ascii="Calibri" w:cs="Calibri" w:eastAsia="Calibri" w:hAnsi="Calibri"/>
-          <w:color w:val="000000"/>
-          <w:sz w:val="22"/>
-          <w:szCs w:val="22"/>
-        </w:rPr>
-        <w:t xml:space="preserve">• Sin texto en pantalla. Solo imagen + silencio + música suave instrumental.</w:t>
-      </w:r>
-    </w:p>
-    <w:p>
-      <w:pPr>
-        <w:spacing w:after="55"/>
-        <w:ind w:left="340"/>
-      </w:pPr>
-      <w:r>
-        <w:rPr>
-          <w:rFonts w:ascii="Calibri" w:cs="Calibri" w:eastAsia="Calibri" w:hAnsi="Calibri"/>
-          <w:color w:val="000000"/>
-          <w:sz w:val="22"/>
-          <w:szCs w:val="22"/>
-        </w:rPr>
-        <w:t xml:space="preserve">• Transición: fade-in 1 s / hold / fade-out a negro 1 s antes de la voz.</w:t>
+        <w:t xml:space="preserve">photorealistic, editorial photography, soft pastel palette (warm ivory #FAFAF8 background, muted steel-blue #5B8DB8 accents), cinematic shallow depth of field, no text overlays, no logos, no watermarks, 16:9 aspect ratio, professional Mexican elder-care setting, warm but slightly somber mood, Mexican elderly woman in her early 80s, light cotton pajamas, sitting alone by a dim bedside lamp in a private care home room at 3 AM, a paper logbook open on the nightstand with several blank lines visible, soft shadow on the empty doorway behind her suggesting no caregiver has come, intimate and quietly somber mood, no medical equipment, shot from slightly above to emphasize solitude</w:t>
+      </w:r>
+    </w:p>
+    <w:p>
+      <w:pPr>
+        <w:spacing w:after="70"/>
+      </w:pPr>
+      <w:r>
+        <w:rPr>
+          <w:rFonts w:ascii="Calibri" w:cs="Calibri" w:eastAsia="Calibri" w:hAnsi="Calibri"/>
+          <w:i/>
+          <w:iCs/>
+          <w:color w:val="CA6F1E"/>
+          <w:sz w:val="19"/>
+          <w:szCs w:val="19"/>
+        </w:rPr>
+        <w:t xml:space="preserve">⚙ Genera 3 variantes. Elige la que muestre mejor el cuaderno en papel Y la soledad — ambos elementos son clave.</w:t>
+      </w:r>
+    </w:p>
+    <w:p>
+      <w:pPr>
+        <w:spacing w:after="70"/>
+      </w:pPr>
+      <w:r>
+        <w:rPr>
+          <w:rFonts w:ascii="Calibri" w:cs="Calibri" w:eastAsia="Calibri" w:hAnsi="Calibri"/>
+          <w:i/>
+          <w:iCs/>
+          <w:color w:val="CA6F1E"/>
+          <w:sz w:val="19"/>
+          <w:szCs w:val="19"/>
+        </w:rPr>
+        <w:t xml:space="preserve">⚙ Si el cuaderno no es legible, regénera. Las líneas en blanco son el símbolo del sistema roto.</w:t>
       </w:r>
     </w:p>
     <w:p/>
@@ -1005,28 +1725,58 @@
           <w:sz w:val="24"/>
           <w:szCs w:val="24"/>
         </w:rPr>
-        <w:t xml:space="preserve">🎙 Voz en off  (00:18 – 00:25)  — sobre fade a negro</w:t>
-      </w:r>
-    </w:p>
-    <w:p>
-      <w:pPr>
-        <w:pBdr>
-          <w:left w:val="single" w:color="1A5276" w:sz="14"/>
-        </w:pBdr>
-        <w:shd w:fill="D6EAF8" w:val="clear"/>
-        <w:spacing w:after="120" w:before="80" w:line="340"/>
-        <w:ind w:left="453"/>
-      </w:pPr>
-      <w:r>
-        <w:rPr>
-          <w:rFonts w:ascii="Calibri" w:cs="Calibri" w:eastAsia="Calibri" w:hAnsi="Calibri"/>
-          <w:i/>
-          <w:iCs/>
+        <w:t xml:space="preserve">Prompt 2 · Imagen de números  (Escena 3 — 02:10 a 02:30)</w:t>
+      </w:r>
+    </w:p>
+    <w:p>
+      <w:pPr>
+        <w:spacing w:after="80"/>
+      </w:pPr>
+      <w:r>
+        <w:rPr>
+          <w:rFonts w:ascii="Calibri" w:cs="Calibri" w:eastAsia="Calibri" w:hAnsi="Calibri"/>
           <w:color w:val="000000"/>
           <w:sz w:val="22"/>
           <w:szCs w:val="22"/>
         </w:rPr>
-        <w:t xml:space="preserve">"¿Qué pasa si nadie fue a verla esta noche y nadie lo sabe?"</w:t>
+        <w:t xml:space="preserve">Propósito: dar escala al mercado con una imagen que el editor pueda usar como fondo para texto animado.</w:t>
+      </w:r>
+    </w:p>
+    <w:p>
+      <w:pPr>
+        <w:shd w:fill="E8DAEF" w:val="clear"/>
+        <w:spacing w:after="0" w:before="100"/>
+        <w:ind w:left="340"/>
+      </w:pPr>
+      <w:r>
+        <w:rPr>
+          <w:rFonts w:ascii="Calibri" w:cs="Calibri" w:eastAsia="Calibri" w:hAnsi="Calibri"/>
+          <w:b/>
+          <w:bCs/>
+          <w:color w:val="6C3483"/>
+          <w:sz w:val="20"/>
+          <w:szCs w:val="20"/>
+        </w:rPr>
+        <w:t xml:space="preserve">✦ GEMINI  ·  IMG-2 · MERCADO</w:t>
+      </w:r>
+    </w:p>
+    <w:p>
+      <w:pPr>
+        <w:pBdr>
+          <w:left w:val="single" w:color="6C3483" w:sz="14"/>
+        </w:pBdr>
+        <w:shd w:fill="E8DAEF" w:val="clear"/>
+        <w:spacing w:after="140" w:before="0" w:line="320"/>
+        <w:ind w:left="453"/>
+      </w:pPr>
+      <w:r>
+        <w:rPr>
+          <w:rFonts w:ascii="Courier New" w:cs="Courier New" w:eastAsia="Courier New" w:hAnsi="Courier New"/>
+          <w:color w:val="000000"/>
+          <w:sz w:val="19"/>
+          <w:szCs w:val="19"/>
+        </w:rPr>
+        <w:t xml:space="preserve">photorealistic, editorial photography, soft pastel palette (warm ivory #FAFAF8 background, muted steel-blue #5B8DB8 accents), cinematic shallow depth of field, no text overlays, no logos, no watermarks, 16:9 aspect ratio, professional Mexican elder-care setting, warm but slightly somber mood, aerial drone view of a mid-sized Mexican city at golden hour, several residential care buildings visible among modern urban blocks, warm amber and soft blue light, sense of scale and untapped opportunity, no people visible, clean geometric composition with open sky on the upper third for text overlay</w:t>
       </w:r>
     </w:p>
     <w:p>
@@ -1042,7 +1792,108 @@
           <w:sz w:val="19"/>
           <w:szCs w:val="19"/>
         </w:rPr>
-        <w:t xml:space="preserve">⚙ Solo esa oración. Pausa de 2 s. Corte a la escena 2.</w:t>
+        <w:t xml:space="preserve">⚙ El tercio superior de la imagen debe quedar libre (cielo o fondo neutro) — el editor pondrá los números ahí.</w:t>
+      </w:r>
+    </w:p>
+    <w:p>
+      <w:pPr>
+        <w:spacing w:after="70"/>
+      </w:pPr>
+      <w:r>
+        <w:rPr>
+          <w:rFonts w:ascii="Calibri" w:cs="Calibri" w:eastAsia="Calibri" w:hAnsi="Calibri"/>
+          <w:i/>
+          <w:iCs/>
+          <w:color w:val="CA6F1E"/>
+          <w:sz w:val="19"/>
+          <w:szCs w:val="19"/>
+        </w:rPr>
+        <w:t xml:space="preserve">⚙ Genera en horizontal 16:9. Rechaza si hay logos, señales de tránsito o texto legible en fachadas.</w:t>
+      </w:r>
+    </w:p>
+    <w:p/>
+    <w:p>
+      <w:pPr>
+        <w:shd w:fill="D6EAF8" w:val="clear"/>
+        <w:spacing w:after="100" w:before="200"/>
+      </w:pPr>
+      <w:r>
+        <w:rPr>
+          <w:rFonts w:ascii="Calibri" w:cs="Calibri" w:eastAsia="Calibri" w:hAnsi="Calibri"/>
+          <w:b/>
+          <w:bCs/>
+          <w:color w:val="1A5276"/>
+          <w:sz w:val="24"/>
+          <w:szCs w:val="24"/>
+        </w:rPr>
+        <w:t xml:space="preserve">Prompt 3 (opcional) · Director mirando el problema  —  para intro extendida</w:t>
+      </w:r>
+    </w:p>
+    <w:p>
+      <w:pPr>
+        <w:spacing w:after="80"/>
+      </w:pPr>
+      <w:r>
+        <w:rPr>
+          <w:rFonts w:ascii="Calibri" w:cs="Calibri" w:eastAsia="Calibri" w:hAnsi="Calibri"/>
+          <w:color w:val="000000"/>
+          <w:sz w:val="22"/>
+          <w:szCs w:val="22"/>
+        </w:rPr>
+        <w:t xml:space="preserve">Solo si se decide añadir 10 segundos antes del hook mostrando al director. No obligatorio en la versión lean.</w:t>
+      </w:r>
+    </w:p>
+    <w:p>
+      <w:pPr>
+        <w:shd w:fill="E8DAEF" w:val="clear"/>
+        <w:spacing w:after="0" w:before="100"/>
+        <w:ind w:left="340"/>
+      </w:pPr>
+      <w:r>
+        <w:rPr>
+          <w:rFonts w:ascii="Calibri" w:cs="Calibri" w:eastAsia="Calibri" w:hAnsi="Calibri"/>
+          <w:b/>
+          <w:bCs/>
+          <w:color w:val="6C3483"/>
+          <w:sz w:val="20"/>
+          <w:szCs w:val="20"/>
+        </w:rPr>
+        <w:t xml:space="preserve">✦ GEMINI  ·  IMG-3 · DIRECTOR (opcional)</w:t>
+      </w:r>
+    </w:p>
+    <w:p>
+      <w:pPr>
+        <w:pBdr>
+          <w:left w:val="single" w:color="6C3483" w:sz="14"/>
+        </w:pBdr>
+        <w:shd w:fill="E8DAEF" w:val="clear"/>
+        <w:spacing w:after="140" w:before="0" w:line="320"/>
+        <w:ind w:left="453"/>
+      </w:pPr>
+      <w:r>
+        <w:rPr>
+          <w:rFonts w:ascii="Courier New" w:cs="Courier New" w:eastAsia="Courier New" w:hAnsi="Courier New"/>
+          <w:color w:val="000000"/>
+          <w:sz w:val="19"/>
+          <w:szCs w:val="19"/>
+        </w:rPr>
+        <w:t xml:space="preserve">photorealistic, editorial photography, soft pastel palette (warm ivory #FAFAF8 background, muted steel-blue #5B8DB8 accents), cinematic shallow depth of field, no text overlays, no logos, no watermarks, 16:9 aspect ratio, professional Mexican elder-care setting, warm but slightly somber mood, Mexican man in his early 50s, dark blazer, white shirt no tie, seated at his desk in a private care home office at night, looking with concern at a computer screen that casts a soft blue glow on his face, a paper logbook and pen on the desk beside him, warm desk lamp, sense of administrative burden and late-night worry</w:t>
+      </w:r>
+    </w:p>
+    <w:p>
+      <w:pPr>
+        <w:spacing w:after="70"/>
+      </w:pPr>
+      <w:r>
+        <w:rPr>
+          <w:rFonts w:ascii="Calibri" w:cs="Calibri" w:eastAsia="Calibri" w:hAnsi="Calibri"/>
+          <w:i/>
+          <w:iCs/>
+          <w:color w:val="CA6F1E"/>
+          <w:sz w:val="19"/>
+          <w:szCs w:val="19"/>
+        </w:rPr>
+        <w:t xml:space="preserve">⚙ Este prompt es complementario. Úsalo solo si el video tiene más de 3:00 de presupuesto de tiempo.</w:t>
       </w:r>
     </w:p>
     <w:p>
@@ -1056,7 +1907,7 @@
     <w:p>
       <w:pPr>
         <w:shd w:fill="1A5276" w:val="clear"/>
-        <w:spacing w:after="160" w:before="360"/>
+        <w:spacing w:after="180" w:before="360"/>
       </w:pPr>
       <w:r>
         <w:rPr>
@@ -1067,66 +1918,40 @@
           <w:sz w:val="30"/>
           <w:szCs w:val="30"/>
         </w:rPr>
-        <w:t xml:space="preserve">ESCENA 2 · El demo   00:25 – 02:15   (1 min 50 s)</w:t>
+        <w:t xml:space="preserve">Escena demo · Timing segundo a segundo  (00:25 – 02:10)</w:t>
       </w:r>
     </w:p>
     <w:p>
       <w:pPr>
         <w:spacing w:after="120"/>
+      </w:pPr>
+      <w:r>
+        <w:rPr>
+          <w:rFonts w:ascii="Calibri" w:cs="Calibri" w:eastAsia="Calibri" w:hAnsi="Calibri"/>
+          <w:color w:val="000000"/>
+          <w:sz w:val="22"/>
+          <w:szCs w:val="22"/>
+        </w:rPr>
+        <w:t xml:space="preserve">Screencast del MVP. La columna verde es lo que se ve en pantalla. La columna azul es lo que se dice. Las filas rojas son los momentos de mayor impacto — no los cortes ni aceleres.</w:t>
+      </w:r>
+    </w:p>
+    <w:p/>
+    <w:p>
+      <w:pPr>
+        <w:shd w:fill="1A5276" w:val="clear"/>
+        <w:spacing w:after="4"/>
+        <w:ind w:left="226"/>
       </w:pPr>
       <w:r>
         <w:rPr>
           <w:rFonts w:ascii="Calibri" w:cs="Calibri" w:eastAsia="Calibri" w:hAnsi="Calibri"/>
           <w:b/>
           <w:bCs/>
-          <w:color w:val="1A5276"/>
-          <w:sz w:val="22"/>
-          <w:szCs w:val="22"/>
-        </w:rPr>
-        <w:t xml:space="preserve">Regla: </w:t>
-      </w:r>
-      <w:r>
-        <w:rPr>
-          <w:rFonts w:ascii="Calibri" w:cs="Calibri" w:eastAsia="Calibri" w:hAnsi="Calibri"/>
-          <w:color w:val="000000"/>
-          <w:sz w:val="22"/>
-          <w:szCs w:val="22"/>
-        </w:rPr>
-        <w:t xml:space="preserve">El screencast es el pitch. La narración es solo lo que NO se ve en pantalla.</w:t>
-      </w:r>
-    </w:p>
-    <w:p>
-      <w:pPr>
-        <w:spacing w:after="70"/>
-      </w:pPr>
-      <w:r>
-        <w:rPr>
-          <w:rFonts w:ascii="Calibri" w:cs="Calibri" w:eastAsia="Calibri" w:hAnsi="Calibri"/>
-          <w:i/>
-          <w:iCs/>
-          <w:color w:val="CA6F1E"/>
-          <w:sz w:val="19"/>
-          <w:szCs w:val="19"/>
-        </w:rPr>
-        <w:t xml:space="preserve">⚙ Graba con OBS Studio a 1080p. Cursor visible y grande. Sin ventanas extra. Zoom-in suave (1.15×) en cada clic.</w:t>
-      </w:r>
-    </w:p>
-    <w:p/>
-    <w:p>
-      <w:pPr>
-        <w:shd w:fill="D6EAF8" w:val="clear"/>
-        <w:spacing w:after="100" w:before="200"/>
-      </w:pPr>
-      <w:r>
-        <w:rPr>
-          <w:rFonts w:ascii="Calibri" w:cs="Calibri" w:eastAsia="Calibri" w:hAnsi="Calibri"/>
-          <w:b/>
-          <w:bCs/>
-          <w:color w:val="1A5276"/>
-          <w:sz w:val="24"/>
-          <w:szCs w:val="24"/>
-        </w:rPr>
-        <w:t xml:space="preserve">🖥 Secuencia de 6 pasos</w:t>
+          <w:color w:val="FFFFFF"/>
+          <w:sz w:val="20"/>
+          <w:szCs w:val="20"/>
+        </w:rPr>
+        <w:t xml:space="preserve">TIEMPO    PANTALLA (screencast)    VOZ EN OFF</w:t>
       </w:r>
     </w:p>
     <w:tbl>
@@ -1140,25 +1965,126 @@
           <w:insideH w:val="single" w:color="auto" w:sz="4"/>
           <w:insideV w:val="single" w:color="auto" w:sz="4"/>
         </w:tblBorders>
+        <w:tblCellMar>
+          <w:top w:type="dxa" w:w="0"/>
+          <w:bottom w:type="dxa" w:w="60"/>
+        </w:tblCellMar>
       </w:tblPr>
       <w:tblGrid>
         <w:gridCol w:w="100"/>
         <w:gridCol w:w="100"/>
         <w:gridCol w:w="100"/>
+      </w:tblGrid>
+      <w:tr>
+        <w:tc>
+          <w:tcPr>
+            <w:tcW w:type="dxa" w:w="900"/>
+            <w:shd w:fill="1A5276" w:val="clear"/>
+            <w:tcMar>
+              <w:left w:type="dxa" w:w="80"/>
+              <w:right w:type="dxa" w:w="80"/>
+            </w:tcMar>
+          </w:tcPr>
+          <w:p>
+            <w:pPr>
+              <w:spacing w:after="60" w:before="60"/>
+            </w:pPr>
+            <w:r>
+              <w:rPr>
+                <w:rFonts w:ascii="Calibri" w:cs="Calibri" w:eastAsia="Calibri" w:hAnsi="Calibri"/>
+                <w:b/>
+                <w:bCs/>
+                <w:color w:val="FFFFFF"/>
+                <w:sz w:val="22"/>
+                <w:szCs w:val="22"/>
+              </w:rPr>
+              <w:t xml:space="preserve">00:25</w:t>
+            </w:r>
+          </w:p>
+        </w:tc>
+        <w:tc>
+          <w:tcPr>
+            <w:tcW w:type="dxa" w:w="5000"/>
+            <w:shd w:fill="D5F5E3" w:val="clear"/>
+            <w:tcMar>
+              <w:left w:type="dxa" w:w="80"/>
+              <w:right w:type="dxa" w:w="80"/>
+            </w:tcMar>
+          </w:tcPr>
+          <w:p>
+            <w:pPr>
+              <w:spacing w:after="60" w:before="60"/>
+            </w:pPr>
+            <w:r>
+              <w:rPr>
+                <w:rFonts w:ascii="Calibri" w:cs="Calibri" w:eastAsia="Calibri" w:hAnsi="Calibri"/>
+                <w:b w:val="false"/>
+                <w:bCs w:val="false"/>
+                <w:color w:val="1E8449"/>
+                <w:sz w:val="20"/>
+                <w:szCs w:val="20"/>
+              </w:rPr>
+              <w:t xml:space="preserve">Fade desde negro. Dashboard completo aparece. Todos los residentes visibles. Reloj simulado: 02:55. Ronda de Habitación 3 en estado azul "Programada".</w:t>
+            </w:r>
+          </w:p>
+        </w:tc>
+        <w:tc>
+          <w:tcPr>
+            <w:tcW w:type="dxa" w:w="3100"/>
+            <w:shd w:fill="D6EAF8" w:val="clear"/>
+            <w:tcMar>
+              <w:left w:type="dxa" w:w="80"/>
+              <w:right w:type="dxa" w:w="80"/>
+            </w:tcMar>
+          </w:tcPr>
+          <w:p>
+            <w:pPr>
+              <w:spacing w:after="60" w:before="60"/>
+            </w:pPr>
+            <w:r>
+              <w:rPr>
+                <w:rFonts w:ascii="Calibri" w:cs="Calibri" w:eastAsia="Calibri" w:hAnsi="Calibri"/>
+                <w:i w:val="false"/>
+                <w:iCs w:val="false"/>
+                <w:color w:val="1A5276"/>
+                <w:sz w:val="19"/>
+                <w:szCs w:val="19"/>
+              </w:rPr>
+              <w:t xml:space="preserve">"Este es el turno de noche."</w:t>
+            </w:r>
+          </w:p>
+        </w:tc>
+      </w:tr>
+    </w:tbl>
+    <w:tbl>
+      <w:tblPr>
+        <w:tblW w:type="dxa" w:w="9000"/>
+        <w:tblBorders>
+          <w:top w:val="single" w:color="auto" w:sz="4"/>
+          <w:left w:val="single" w:color="auto" w:sz="4"/>
+          <w:bottom w:val="single" w:color="auto" w:sz="4"/>
+          <w:right w:val="single" w:color="auto" w:sz="4"/>
+          <w:insideH w:val="single" w:color="auto" w:sz="4"/>
+          <w:insideV w:val="single" w:color="auto" w:sz="4"/>
+        </w:tblBorders>
+        <w:tblCellMar>
+          <w:top w:type="dxa" w:w="0"/>
+          <w:bottom w:type="dxa" w:w="60"/>
+        </w:tblCellMar>
+      </w:tblPr>
+      <w:tblGrid>
+        <w:gridCol w:w="100"/>
+        <w:gridCol w:w="100"/>
         <w:gridCol w:w="100"/>
       </w:tblGrid>
       <w:tr>
-        <w:trPr>
-          <w:tblHeader/>
-        </w:trPr>
-        <w:tc>
-          <w:tcPr>
+        <w:tc>
+          <w:tcPr>
+            <w:tcW w:type="dxa" w:w="900"/>
             <w:shd w:fill="1A5276" w:val="clear"/>
             <w:tcMar>
-              <w:top w:type="dxa" w:w="60"/>
-              <w:left w:type="dxa" w:w="100"/>
-              <w:bottom w:type="dxa" w:w="60"/>
-              <w:right w:type="dxa" w:w="100"/>
+              <w:left w:type="dxa" w:w="80"/>
+              <w:right w:type="dxa" w:w="80"/>
             </w:tcMar>
           </w:tcPr>
           <w:p>
@@ -1171,21 +2097,96 @@
                 <w:b/>
                 <w:bCs/>
                 <w:color w:val="FFFFFF"/>
-                <w:sz w:val="18"/>
-                <w:szCs w:val="18"/>
-              </w:rPr>
-              <w:t xml:space="preserve">Paso</w:t>
-            </w:r>
-          </w:p>
-        </w:tc>
-        <w:tc>
-          <w:tcPr>
+                <w:sz w:val="22"/>
+                <w:szCs w:val="22"/>
+              </w:rPr>
+              <w:t xml:space="preserve">00:37</w:t>
+            </w:r>
+          </w:p>
+        </w:tc>
+        <w:tc>
+          <w:tcPr>
+            <w:tcW w:type="dxa" w:w="5000"/>
+            <w:shd w:fill="D5F5E3" w:val="clear"/>
+            <w:tcMar>
+              <w:left w:type="dxa" w:w="80"/>
+              <w:right w:type="dxa" w:w="80"/>
+            </w:tcMar>
+          </w:tcPr>
+          <w:p>
+            <w:pPr>
+              <w:spacing w:after="60" w:before="60"/>
+            </w:pPr>
+            <w:r>
+              <w:rPr>
+                <w:rFonts w:ascii="Calibri" w:cs="Calibri" w:eastAsia="Calibri" w:hAnsi="Calibri"/>
+                <w:b w:val="false"/>
+                <w:bCs w:val="false"/>
+                <w:color w:val="1E8449"/>
+                <w:sz w:val="20"/>
+                <w:szCs w:val="20"/>
+              </w:rPr>
+              <w:t xml:space="preserve">Cursor se mueve lentamente sobre la fila de Habitación 3. Zoom suave 1.1×. El nombre del residente y la hora de ronda son visibles.</w:t>
+            </w:r>
+          </w:p>
+        </w:tc>
+        <w:tc>
+          <w:tcPr>
+            <w:tcW w:type="dxa" w:w="3100"/>
+            <w:shd w:fill="D6EAF8" w:val="clear"/>
+            <w:tcMar>
+              <w:left w:type="dxa" w:w="80"/>
+              <w:right w:type="dxa" w:w="80"/>
+            </w:tcMar>
+          </w:tcPr>
+          <w:p>
+            <w:pPr>
+              <w:spacing w:after="60" w:before="60"/>
+            </w:pPr>
+            <w:r>
+              <w:rPr>
+                <w:rFonts w:ascii="Calibri" w:cs="Calibri" w:eastAsia="Calibri" w:hAnsi="Calibri"/>
+                <w:i w:val="false"/>
+                <w:iCs w:val="false"/>
+                <w:color w:val="1A5276"/>
+                <w:sz w:val="19"/>
+                <w:szCs w:val="19"/>
+              </w:rPr>
+              <w:t xml:space="preserve">(silencio — deja que el juez lea)</w:t>
+            </w:r>
+          </w:p>
+        </w:tc>
+      </w:tr>
+    </w:tbl>
+    <w:tbl>
+      <w:tblPr>
+        <w:tblW w:type="dxa" w:w="9000"/>
+        <w:tblBorders>
+          <w:top w:val="single" w:color="auto" w:sz="4"/>
+          <w:left w:val="single" w:color="auto" w:sz="4"/>
+          <w:bottom w:val="single" w:color="auto" w:sz="4"/>
+          <w:right w:val="single" w:color="auto" w:sz="4"/>
+          <w:insideH w:val="single" w:color="auto" w:sz="4"/>
+          <w:insideV w:val="single" w:color="auto" w:sz="4"/>
+        </w:tblBorders>
+        <w:tblCellMar>
+          <w:top w:type="dxa" w:w="0"/>
+          <w:bottom w:type="dxa" w:w="60"/>
+        </w:tblCellMar>
+      </w:tblPr>
+      <w:tblGrid>
+        <w:gridCol w:w="100"/>
+        <w:gridCol w:w="100"/>
+        <w:gridCol w:w="100"/>
+      </w:tblGrid>
+      <w:tr>
+        <w:tc>
+          <w:tcPr>
+            <w:tcW w:type="dxa" w:w="900"/>
             <w:shd w:fill="1A5276" w:val="clear"/>
             <w:tcMar>
-              <w:top w:type="dxa" w:w="60"/>
-              <w:left w:type="dxa" w:w="100"/>
-              <w:bottom w:type="dxa" w:w="60"/>
-              <w:right w:type="dxa" w:w="100"/>
+              <w:left w:type="dxa" w:w="80"/>
+              <w:right w:type="dxa" w:w="80"/>
             </w:tcMar>
           </w:tcPr>
           <w:p>
@@ -1198,21 +2199,96 @@
                 <w:b/>
                 <w:bCs/>
                 <w:color w:val="FFFFFF"/>
-                <w:sz w:val="18"/>
-                <w:szCs w:val="18"/>
-              </w:rPr>
-              <w:t xml:space="preserve">Qué se ve en pantalla</w:t>
-            </w:r>
-          </w:p>
-        </w:tc>
-        <w:tc>
-          <w:tcPr>
-            <w:shd w:fill="1A5276" w:val="clear"/>
-            <w:tcMar>
-              <w:top w:type="dxa" w:w="60"/>
-              <w:left w:type="dxa" w:w="100"/>
-              <w:bottom w:type="dxa" w:w="60"/>
-              <w:right w:type="dxa" w:w="100"/>
+                <w:sz w:val="22"/>
+                <w:szCs w:val="22"/>
+              </w:rPr>
+              <w:t xml:space="preserve">00:45</w:t>
+            </w:r>
+          </w:p>
+        </w:tc>
+        <w:tc>
+          <w:tcPr>
+            <w:tcW w:type="dxa" w:w="5000"/>
+            <w:shd w:fill="D5F5E3" w:val="clear"/>
+            <w:tcMar>
+              <w:left w:type="dxa" w:w="80"/>
+              <w:right w:type="dxa" w:w="80"/>
+            </w:tcMar>
+          </w:tcPr>
+          <w:p>
+            <w:pPr>
+              <w:spacing w:after="60" w:before="60"/>
+            </w:pPr>
+            <w:r>
+              <w:rPr>
+                <w:rFonts w:ascii="Calibri" w:cs="Calibri" w:eastAsia="Calibri" w:hAnsi="Calibri"/>
+                <w:b w:val="false"/>
+                <w:bCs w:val="false"/>
+                <w:color w:val="1E8449"/>
+                <w:sz w:val="20"/>
+                <w:szCs w:val="20"/>
+              </w:rPr>
+              <w:t xml:space="preserve">Clic en "▶ Avanzar reloj". Reloj salta de 02:55 a 03:07. Barra superior parpadea brevemente.</w:t>
+            </w:r>
+          </w:p>
+        </w:tc>
+        <w:tc>
+          <w:tcPr>
+            <w:tcW w:type="dxa" w:w="3100"/>
+            <w:shd w:fill="D6EAF8" w:val="clear"/>
+            <w:tcMar>
+              <w:left w:type="dxa" w:w="80"/>
+              <w:right w:type="dxa" w:w="80"/>
+            </w:tcMar>
+          </w:tcPr>
+          <w:p>
+            <w:pPr>
+              <w:spacing w:after="60" w:before="60"/>
+            </w:pPr>
+            <w:r>
+              <w:rPr>
+                <w:rFonts w:ascii="Calibri" w:cs="Calibri" w:eastAsia="Calibri" w:hAnsi="Calibri"/>
+                <w:i w:val="false"/>
+                <w:iCs w:val="false"/>
+                <w:color w:val="1A5276"/>
+                <w:sz w:val="19"/>
+                <w:szCs w:val="19"/>
+              </w:rPr>
+              <w:t xml:space="preserve">"Pasan doce minutos."</w:t>
+            </w:r>
+          </w:p>
+        </w:tc>
+      </w:tr>
+    </w:tbl>
+    <w:tbl>
+      <w:tblPr>
+        <w:tblW w:type="dxa" w:w="9000"/>
+        <w:tblBorders>
+          <w:top w:val="single" w:color="auto" w:sz="4"/>
+          <w:left w:val="single" w:color="auto" w:sz="4"/>
+          <w:bottom w:val="single" w:color="auto" w:sz="4"/>
+          <w:right w:val="single" w:color="auto" w:sz="4"/>
+          <w:insideH w:val="single" w:color="auto" w:sz="4"/>
+          <w:insideV w:val="single" w:color="auto" w:sz="4"/>
+        </w:tblBorders>
+        <w:tblCellMar>
+          <w:top w:type="dxa" w:w="0"/>
+          <w:bottom w:type="dxa" w:w="60"/>
+        </w:tblCellMar>
+      </w:tblPr>
+      <w:tblGrid>
+        <w:gridCol w:w="100"/>
+        <w:gridCol w:w="100"/>
+        <w:gridCol w:w="100"/>
+      </w:tblGrid>
+      <w:tr>
+        <w:tc>
+          <w:tcPr>
+            <w:tcW w:type="dxa" w:w="900"/>
+            <w:shd w:fill="922B21" w:val="clear"/>
+            <w:tcMar>
+              <w:left w:type="dxa" w:w="80"/>
+              <w:right w:type="dxa" w:w="80"/>
             </w:tcMar>
           </w:tcPr>
           <w:p>
@@ -1225,21 +2301,96 @@
                 <w:b/>
                 <w:bCs/>
                 <w:color w:val="FFFFFF"/>
-                <w:sz w:val="18"/>
-                <w:szCs w:val="18"/>
-              </w:rPr>
-              <w:t xml:space="preserve">Voz en off (solo si añade)</w:t>
-            </w:r>
-          </w:p>
-        </w:tc>
-        <w:tc>
-          <w:tcPr>
+                <w:sz w:val="22"/>
+                <w:szCs w:val="22"/>
+              </w:rPr>
+              <w:t xml:space="preserve">00:52 ⚡ WOW</w:t>
+            </w:r>
+          </w:p>
+        </w:tc>
+        <w:tc>
+          <w:tcPr>
+            <w:tcW w:type="dxa" w:w="5000"/>
+            <w:shd w:fill="FADBD8" w:val="clear"/>
+            <w:tcMar>
+              <w:left w:type="dxa" w:w="80"/>
+              <w:right w:type="dxa" w:w="80"/>
+            </w:tcMar>
+          </w:tcPr>
+          <w:p>
+            <w:pPr>
+              <w:spacing w:after="60" w:before="60"/>
+            </w:pPr>
+            <w:r>
+              <w:rPr>
+                <w:rFonts w:ascii="Calibri" w:cs="Calibri" w:eastAsia="Calibri" w:hAnsi="Calibri"/>
+                <w:b/>
+                <w:bCs/>
+                <w:color w:val="922B21"/>
+                <w:sz w:val="20"/>
+                <w:szCs w:val="20"/>
+              </w:rPr>
+              <w:t xml:space="preserve">La fila de Habitación 3 CAMBIA a rojo "VENCIDA". Un chip amarillo de ALERTA aparece en la columna de alertas. Sucede solo — sin que nadie lo haga.</w:t>
+            </w:r>
+          </w:p>
+        </w:tc>
+        <w:tc>
+          <w:tcPr>
+            <w:tcW w:type="dxa" w:w="3100"/>
+            <w:shd w:fill="D6EAF8" w:val="clear"/>
+            <w:tcMar>
+              <w:left w:type="dxa" w:w="80"/>
+              <w:right w:type="dxa" w:w="80"/>
+            </w:tcMar>
+          </w:tcPr>
+          <w:p>
+            <w:pPr>
+              <w:spacing w:after="60" w:before="60"/>
+            </w:pPr>
+            <w:r>
+              <w:rPr>
+                <w:rFonts w:ascii="Calibri" w:cs="Calibri" w:eastAsia="Calibri" w:hAnsi="Calibri"/>
+                <w:i w:val="false"/>
+                <w:iCs w:val="false"/>
+                <w:color w:val="1A5276"/>
+                <w:sz w:val="19"/>
+                <w:szCs w:val="19"/>
+              </w:rPr>
+              <w:t xml:space="preserve">"CareSignal lo detecta solo — sin llamadas, sin cuadernos."</w:t>
+            </w:r>
+          </w:p>
+        </w:tc>
+      </w:tr>
+    </w:tbl>
+    <w:tbl>
+      <w:tblPr>
+        <w:tblW w:type="dxa" w:w="9000"/>
+        <w:tblBorders>
+          <w:top w:val="single" w:color="auto" w:sz="4"/>
+          <w:left w:val="single" w:color="auto" w:sz="4"/>
+          <w:bottom w:val="single" w:color="auto" w:sz="4"/>
+          <w:right w:val="single" w:color="auto" w:sz="4"/>
+          <w:insideH w:val="single" w:color="auto" w:sz="4"/>
+          <w:insideV w:val="single" w:color="auto" w:sz="4"/>
+        </w:tblBorders>
+        <w:tblCellMar>
+          <w:top w:type="dxa" w:w="0"/>
+          <w:bottom w:type="dxa" w:w="60"/>
+        </w:tblCellMar>
+      </w:tblPr>
+      <w:tblGrid>
+        <w:gridCol w:w="100"/>
+        <w:gridCol w:w="100"/>
+        <w:gridCol w:w="100"/>
+      </w:tblGrid>
+      <w:tr>
+        <w:tc>
+          <w:tcPr>
+            <w:tcW w:type="dxa" w:w="900"/>
             <w:shd w:fill="1A5276" w:val="clear"/>
             <w:tcMar>
-              <w:top w:type="dxa" w:w="60"/>
-              <w:left w:type="dxa" w:w="100"/>
-              <w:bottom w:type="dxa" w:w="60"/>
-              <w:right w:type="dxa" w:w="100"/>
+              <w:left w:type="dxa" w:w="80"/>
+              <w:right w:type="dxa" w:w="80"/>
             </w:tcMar>
           </w:tcPr>
           <w:p>
@@ -1252,23 +2403,20 @@
                 <w:b/>
                 <w:bCs/>
                 <w:color w:val="FFFFFF"/>
-                <w:sz w:val="18"/>
-                <w:szCs w:val="18"/>
-              </w:rPr>
-              <w:t xml:space="preserve">Seg</w:t>
-            </w:r>
-          </w:p>
-        </w:tc>
-      </w:tr>
-      <w:tr>
-        <w:tc>
-          <w:tcPr>
-            <w:shd w:fill="FFFFFF" w:val="clear"/>
-            <w:tcMar>
-              <w:top w:type="dxa" w:w="60"/>
-              <w:left w:type="dxa" w:w="100"/>
-              <w:bottom w:type="dxa" w:w="60"/>
-              <w:right w:type="dxa" w:w="100"/>
+                <w:sz w:val="22"/>
+                <w:szCs w:val="22"/>
+              </w:rPr>
+              <w:t xml:space="preserve">01:05</w:t>
+            </w:r>
+          </w:p>
+        </w:tc>
+        <w:tc>
+          <w:tcPr>
+            <w:tcW w:type="dxa" w:w="5000"/>
+            <w:shd w:fill="D5F5E3" w:val="clear"/>
+            <w:tcMar>
+              <w:left w:type="dxa" w:w="80"/>
+              <w:right w:type="dxa" w:w="80"/>
             </w:tcMar>
           </w:tcPr>
           <w:p>
@@ -1280,22 +2428,97 @@
                 <w:rFonts w:ascii="Calibri" w:cs="Calibri" w:eastAsia="Calibri" w:hAnsi="Calibri"/>
                 <w:b w:val="false"/>
                 <w:bCs w:val="false"/>
-                <w:color w:val="000000"/>
-                <w:sz w:val="18"/>
-                <w:szCs w:val="18"/>
-              </w:rPr>
-              <w:t xml:space="preserve">1</w:t>
-            </w:r>
-          </w:p>
-        </w:tc>
-        <w:tc>
-          <w:tcPr>
-            <w:shd w:fill="FFFFFF" w:val="clear"/>
-            <w:tcMar>
-              <w:top w:type="dxa" w:w="60"/>
-              <w:left w:type="dxa" w:w="100"/>
-              <w:bottom w:type="dxa" w:w="60"/>
-              <w:right w:type="dxa" w:w="100"/>
+                <w:color w:val="1E8449"/>
+                <w:sz w:val="20"/>
+                <w:szCs w:val="20"/>
+              </w:rPr>
+              <w:t xml:space="preserve">Cursor se mueve a la alerta amarilla. Clic. Se abre modal con detalle: residente, tipo de ronda, hora de vencimiento, estado "Abierta".</w:t>
+            </w:r>
+          </w:p>
+        </w:tc>
+        <w:tc>
+          <w:tcPr>
+            <w:tcW w:type="dxa" w:w="3100"/>
+            <w:shd w:fill="D6EAF8" w:val="clear"/>
+            <w:tcMar>
+              <w:left w:type="dxa" w:w="80"/>
+              <w:right w:type="dxa" w:w="80"/>
+            </w:tcMar>
+          </w:tcPr>
+          <w:p>
+            <w:pPr>
+              <w:spacing w:after="60" w:before="60"/>
+            </w:pPr>
+            <w:r>
+              <w:rPr>
+                <w:rFonts w:ascii="Calibri" w:cs="Calibri" w:eastAsia="Calibri" w:hAnsi="Calibri"/>
+                <w:i w:val="false"/>
+                <w:iCs w:val="false"/>
+                <w:color w:val="1A5276"/>
+                <w:sz w:val="19"/>
+                <w:szCs w:val="19"/>
+              </w:rPr>
+              <w:t xml:space="preserve">(silencio)</w:t>
+            </w:r>
+          </w:p>
+        </w:tc>
+      </w:tr>
+    </w:tbl>
+    <w:tbl>
+      <w:tblPr>
+        <w:tblW w:type="dxa" w:w="9000"/>
+        <w:tblBorders>
+          <w:top w:val="single" w:color="auto" w:sz="4"/>
+          <w:left w:val="single" w:color="auto" w:sz="4"/>
+          <w:bottom w:val="single" w:color="auto" w:sz="4"/>
+          <w:right w:val="single" w:color="auto" w:sz="4"/>
+          <w:insideH w:val="single" w:color="auto" w:sz="4"/>
+          <w:insideV w:val="single" w:color="auto" w:sz="4"/>
+        </w:tblBorders>
+        <w:tblCellMar>
+          <w:top w:type="dxa" w:w="0"/>
+          <w:bottom w:type="dxa" w:w="60"/>
+        </w:tblCellMar>
+      </w:tblPr>
+      <w:tblGrid>
+        <w:gridCol w:w="100"/>
+        <w:gridCol w:w="100"/>
+        <w:gridCol w:w="100"/>
+      </w:tblGrid>
+      <w:tr>
+        <w:tc>
+          <w:tcPr>
+            <w:tcW w:type="dxa" w:w="900"/>
+            <w:shd w:fill="1A5276" w:val="clear"/>
+            <w:tcMar>
+              <w:left w:type="dxa" w:w="80"/>
+              <w:right w:type="dxa" w:w="80"/>
+            </w:tcMar>
+          </w:tcPr>
+          <w:p>
+            <w:pPr>
+              <w:spacing w:after="60" w:before="60"/>
+            </w:pPr>
+            <w:r>
+              <w:rPr>
+                <w:rFonts w:ascii="Calibri" w:cs="Calibri" w:eastAsia="Calibri" w:hAnsi="Calibri"/>
+                <w:b/>
+                <w:bCs/>
+                <w:color w:val="FFFFFF"/>
+                <w:sz w:val="22"/>
+                <w:szCs w:val="22"/>
+              </w:rPr>
+              <w:t xml:space="preserve">01:13</w:t>
+            </w:r>
+          </w:p>
+        </w:tc>
+        <w:tc>
+          <w:tcPr>
+            <w:tcW w:type="dxa" w:w="5000"/>
+            <w:shd w:fill="D5F5E3" w:val="clear"/>
+            <w:tcMar>
+              <w:left w:type="dxa" w:w="80"/>
+              <w:right w:type="dxa" w:w="80"/>
             </w:tcMar>
           </w:tcPr>
           <w:p>
@@ -1307,22 +2530,97 @@
                 <w:rFonts w:ascii="Calibri" w:cs="Calibri" w:eastAsia="Calibri" w:hAnsi="Calibri"/>
                 <w:b w:val="false"/>
                 <w:bCs w:val="false"/>
-                <w:color w:val="000000"/>
-                <w:sz w:val="18"/>
-                <w:szCs w:val="18"/>
-              </w:rPr>
-              <w:t xml:space="preserve">Dashboard completo — lista de rondas, Habitación 3 en "Programada", reloj en 02:55</w:t>
-            </w:r>
-          </w:p>
-        </w:tc>
-        <w:tc>
-          <w:tcPr>
-            <w:shd w:fill="FFFFFF" w:val="clear"/>
-            <w:tcMar>
-              <w:top w:type="dxa" w:w="60"/>
-              <w:left w:type="dxa" w:w="100"/>
-              <w:bottom w:type="dxa" w:w="60"/>
-              <w:right w:type="dxa" w:w="100"/>
+                <w:color w:val="1E8449"/>
+                <w:sz w:val="20"/>
+                <w:szCs w:val="20"/>
+              </w:rPr>
+              <w:t xml:space="preserve">Clic en botón "Reconocer". Estado del modal cambia a "Reconocida". Badge de alertas en barra superior baja de 1 a 0.</w:t>
+            </w:r>
+          </w:p>
+        </w:tc>
+        <w:tc>
+          <w:tcPr>
+            <w:tcW w:type="dxa" w:w="3100"/>
+            <w:shd w:fill="D6EAF8" w:val="clear"/>
+            <w:tcMar>
+              <w:left w:type="dxa" w:w="80"/>
+              <w:right w:type="dxa" w:w="80"/>
+            </w:tcMar>
+          </w:tcPr>
+          <w:p>
+            <w:pPr>
+              <w:spacing w:after="60" w:before="60"/>
+            </w:pPr>
+            <w:r>
+              <w:rPr>
+                <w:rFonts w:ascii="Calibri" w:cs="Calibri" w:eastAsia="Calibri" w:hAnsi="Calibri"/>
+                <w:i w:val="false"/>
+                <w:iCs w:val="false"/>
+                <w:color w:val="1A5276"/>
+                <w:sz w:val="19"/>
+                <w:szCs w:val="19"/>
+              </w:rPr>
+              <w:t xml:space="preserve">"El supervisor la reconoce."</w:t>
+            </w:r>
+          </w:p>
+        </w:tc>
+      </w:tr>
+    </w:tbl>
+    <w:tbl>
+      <w:tblPr>
+        <w:tblW w:type="dxa" w:w="9000"/>
+        <w:tblBorders>
+          <w:top w:val="single" w:color="auto" w:sz="4"/>
+          <w:left w:val="single" w:color="auto" w:sz="4"/>
+          <w:bottom w:val="single" w:color="auto" w:sz="4"/>
+          <w:right w:val="single" w:color="auto" w:sz="4"/>
+          <w:insideH w:val="single" w:color="auto" w:sz="4"/>
+          <w:insideV w:val="single" w:color="auto" w:sz="4"/>
+        </w:tblBorders>
+        <w:tblCellMar>
+          <w:top w:type="dxa" w:w="0"/>
+          <w:bottom w:type="dxa" w:w="60"/>
+        </w:tblCellMar>
+      </w:tblPr>
+      <w:tblGrid>
+        <w:gridCol w:w="100"/>
+        <w:gridCol w:w="100"/>
+        <w:gridCol w:w="100"/>
+      </w:tblGrid>
+      <w:tr>
+        <w:tc>
+          <w:tcPr>
+            <w:tcW w:type="dxa" w:w="900"/>
+            <w:shd w:fill="1A5276" w:val="clear"/>
+            <w:tcMar>
+              <w:left w:type="dxa" w:w="80"/>
+              <w:right w:type="dxa" w:w="80"/>
+            </w:tcMar>
+          </w:tcPr>
+          <w:p>
+            <w:pPr>
+              <w:spacing w:after="60" w:before="60"/>
+            </w:pPr>
+            <w:r>
+              <w:rPr>
+                <w:rFonts w:ascii="Calibri" w:cs="Calibri" w:eastAsia="Calibri" w:hAnsi="Calibri"/>
+                <w:b/>
+                <w:bCs/>
+                <w:color w:val="FFFFFF"/>
+                <w:sz w:val="22"/>
+                <w:szCs w:val="22"/>
+              </w:rPr>
+              <w:t xml:space="preserve">01:21</w:t>
+            </w:r>
+          </w:p>
+        </w:tc>
+        <w:tc>
+          <w:tcPr>
+            <w:tcW w:type="dxa" w:w="5000"/>
+            <w:shd w:fill="D5F5E3" w:val="clear"/>
+            <w:tcMar>
+              <w:left w:type="dxa" w:w="80"/>
+              <w:right w:type="dxa" w:w="80"/>
             </w:tcMar>
           </w:tcPr>
           <w:p>
@@ -1334,22 +2632,97 @@
                 <w:rFonts w:ascii="Calibri" w:cs="Calibri" w:eastAsia="Calibri" w:hAnsi="Calibri"/>
                 <w:b w:val="false"/>
                 <w:bCs w:val="false"/>
-                <w:color w:val="000000"/>
-                <w:sz w:val="18"/>
-                <w:szCs w:val="18"/>
-              </w:rPr>
-              <w:t xml:space="preserve">(silencio — deja que el juez lea la pantalla)</w:t>
-            </w:r>
-          </w:p>
-        </w:tc>
-        <w:tc>
-          <w:tcPr>
-            <w:shd w:fill="FFFFFF" w:val="clear"/>
-            <w:tcMar>
-              <w:top w:type="dxa" w:w="60"/>
-              <w:left w:type="dxa" w:w="100"/>
-              <w:bottom w:type="dxa" w:w="60"/>
-              <w:right w:type="dxa" w:w="100"/>
+                <w:color w:val="1E8449"/>
+                <w:sz w:val="20"/>
+                <w:szCs w:val="20"/>
+              </w:rPr>
+              <w:t xml:space="preserve">Clic en "Asignar". Menú desplegable muestra lista de cuidadores: "Carlos M. — disponible". Clic en Carlos M. Confirmación verde aparece.</w:t>
+            </w:r>
+          </w:p>
+        </w:tc>
+        <w:tc>
+          <w:tcPr>
+            <w:tcW w:type="dxa" w:w="3100"/>
+            <w:shd w:fill="D6EAF8" w:val="clear"/>
+            <w:tcMar>
+              <w:left w:type="dxa" w:w="80"/>
+              <w:right w:type="dxa" w:w="80"/>
+            </w:tcMar>
+          </w:tcPr>
+          <w:p>
+            <w:pPr>
+              <w:spacing w:after="60" w:before="60"/>
+            </w:pPr>
+            <w:r>
+              <w:rPr>
+                <w:rFonts w:ascii="Calibri" w:cs="Calibri" w:eastAsia="Calibri" w:hAnsi="Calibri"/>
+                <w:i w:val="false"/>
+                <w:iCs w:val="false"/>
+                <w:color w:val="1A5276"/>
+                <w:sz w:val="19"/>
+                <w:szCs w:val="19"/>
+              </w:rPr>
+              <w:t xml:space="preserve">"La asigna al cuidador en turno."</w:t>
+            </w:r>
+          </w:p>
+        </w:tc>
+      </w:tr>
+    </w:tbl>
+    <w:tbl>
+      <w:tblPr>
+        <w:tblW w:type="dxa" w:w="9000"/>
+        <w:tblBorders>
+          <w:top w:val="single" w:color="auto" w:sz="4"/>
+          <w:left w:val="single" w:color="auto" w:sz="4"/>
+          <w:bottom w:val="single" w:color="auto" w:sz="4"/>
+          <w:right w:val="single" w:color="auto" w:sz="4"/>
+          <w:insideH w:val="single" w:color="auto" w:sz="4"/>
+          <w:insideV w:val="single" w:color="auto" w:sz="4"/>
+        </w:tblBorders>
+        <w:tblCellMar>
+          <w:top w:type="dxa" w:w="0"/>
+          <w:bottom w:type="dxa" w:w="60"/>
+        </w:tblCellMar>
+      </w:tblPr>
+      <w:tblGrid>
+        <w:gridCol w:w="100"/>
+        <w:gridCol w:w="100"/>
+        <w:gridCol w:w="100"/>
+      </w:tblGrid>
+      <w:tr>
+        <w:tc>
+          <w:tcPr>
+            <w:tcW w:type="dxa" w:w="900"/>
+            <w:shd w:fill="1A5276" w:val="clear"/>
+            <w:tcMar>
+              <w:left w:type="dxa" w:w="80"/>
+              <w:right w:type="dxa" w:w="80"/>
+            </w:tcMar>
+          </w:tcPr>
+          <w:p>
+            <w:pPr>
+              <w:spacing w:after="60" w:before="60"/>
+            </w:pPr>
+            <w:r>
+              <w:rPr>
+                <w:rFonts w:ascii="Calibri" w:cs="Calibri" w:eastAsia="Calibri" w:hAnsi="Calibri"/>
+                <w:b/>
+                <w:bCs/>
+                <w:color w:val="FFFFFF"/>
+                <w:sz w:val="22"/>
+                <w:szCs w:val="22"/>
+              </w:rPr>
+              <w:t xml:space="preserve">01:30</w:t>
+            </w:r>
+          </w:p>
+        </w:tc>
+        <w:tc>
+          <w:tcPr>
+            <w:tcW w:type="dxa" w:w="5000"/>
+            <w:shd w:fill="D5F5E3" w:val="clear"/>
+            <w:tcMar>
+              <w:left w:type="dxa" w:w="80"/>
+              <w:right w:type="dxa" w:w="80"/>
             </w:tcMar>
           </w:tcPr>
           <w:p>
@@ -1361,24 +2734,199 @@
                 <w:rFonts w:ascii="Calibri" w:cs="Calibri" w:eastAsia="Calibri" w:hAnsi="Calibri"/>
                 <w:b w:val="false"/>
                 <w:bCs w:val="false"/>
-                <w:color w:val="000000"/>
-                <w:sz w:val="18"/>
-                <w:szCs w:val="18"/>
-              </w:rPr>
-              <w:t xml:space="preserve">12 s</w:t>
+                <w:color w:val="1E8449"/>
+                <w:sz w:val="20"/>
+                <w:szCs w:val="20"/>
+              </w:rPr>
+              <w:t xml:space="preserve">Clic en pestaña "Bitácora". Vista de auditoría con 4 filas generadas automáticamente. Cada fila: actor + timestamp + acción.</w:t>
+            </w:r>
+          </w:p>
+        </w:tc>
+        <w:tc>
+          <w:tcPr>
+            <w:tcW w:type="dxa" w:w="3100"/>
+            <w:shd w:fill="D6EAF8" w:val="clear"/>
+            <w:tcMar>
+              <w:left w:type="dxa" w:w="80"/>
+              <w:right w:type="dxa" w:w="80"/>
+            </w:tcMar>
+          </w:tcPr>
+          <w:p>
+            <w:pPr>
+              <w:spacing w:after="60" w:before="60"/>
+            </w:pPr>
+            <w:r>
+              <w:rPr>
+                <w:rFonts w:ascii="Calibri" w:cs="Calibri" w:eastAsia="Calibri" w:hAnsi="Calibri"/>
+                <w:i w:val="false"/>
+                <w:iCs w:val="false"/>
+                <w:color w:val="1A5276"/>
+                <w:sz w:val="19"/>
+                <w:szCs w:val="19"/>
+              </w:rPr>
+              <w:t xml:space="preserve">(silencio — el juez lee)</w:t>
             </w:r>
           </w:p>
         </w:tc>
       </w:tr>
+    </w:tbl>
+    <w:tbl>
+      <w:tblPr>
+        <w:tblW w:type="dxa" w:w="9000"/>
+        <w:tblBorders>
+          <w:top w:val="single" w:color="auto" w:sz="4"/>
+          <w:left w:val="single" w:color="auto" w:sz="4"/>
+          <w:bottom w:val="single" w:color="auto" w:sz="4"/>
+          <w:right w:val="single" w:color="auto" w:sz="4"/>
+          <w:insideH w:val="single" w:color="auto" w:sz="4"/>
+          <w:insideV w:val="single" w:color="auto" w:sz="4"/>
+        </w:tblBorders>
+        <w:tblCellMar>
+          <w:top w:type="dxa" w:w="0"/>
+          <w:bottom w:type="dxa" w:w="60"/>
+        </w:tblCellMar>
+      </w:tblPr>
+      <w:tblGrid>
+        <w:gridCol w:w="100"/>
+        <w:gridCol w:w="100"/>
+        <w:gridCol w:w="100"/>
+      </w:tblGrid>
       <w:tr>
         <w:tc>
           <w:tcPr>
+            <w:tcW w:type="dxa" w:w="900"/>
+            <w:shd w:fill="922B21" w:val="clear"/>
+            <w:tcMar>
+              <w:left w:type="dxa" w:w="80"/>
+              <w:right w:type="dxa" w:w="80"/>
+            </w:tcMar>
+          </w:tcPr>
+          <w:p>
+            <w:pPr>
+              <w:spacing w:after="60" w:before="60"/>
+            </w:pPr>
+            <w:r>
+              <w:rPr>
+                <w:rFonts w:ascii="Calibri" w:cs="Calibri" w:eastAsia="Calibri" w:hAnsi="Calibri"/>
+                <w:b/>
+                <w:bCs/>
+                <w:color w:val="FFFFFF"/>
+                <w:sz w:val="22"/>
+                <w:szCs w:val="22"/>
+              </w:rPr>
+              <w:t xml:space="preserve">01:38 ⚡ WOW</w:t>
+            </w:r>
+          </w:p>
+        </w:tc>
+        <w:tc>
+          <w:tcPr>
+            <w:tcW w:type="dxa" w:w="5000"/>
+            <w:shd w:fill="FADBD8" w:val="clear"/>
+            <w:tcMar>
+              <w:left w:type="dxa" w:w="80"/>
+              <w:right w:type="dxa" w:w="80"/>
+            </w:tcMar>
+          </w:tcPr>
+          <w:p>
+            <w:pPr>
+              <w:spacing w:after="60" w:before="60"/>
+            </w:pPr>
+            <w:r>
+              <w:rPr>
+                <w:rFonts w:ascii="Calibri" w:cs="Calibri" w:eastAsia="Calibri" w:hAnsi="Calibri"/>
+                <w:b/>
+                <w:bCs/>
+                <w:color w:val="922B21"/>
+                <w:sz w:val="20"/>
+                <w:szCs w:val="20"/>
+              </w:rPr>
+              <w:t xml:space="preserve">Zoom-in suave sobre la primera fila: "Sistema · 03:07 · Ronda vencida detectada · Habitación 3". Cursor quieto. Pausa 3 segundos.</w:t>
+            </w:r>
+          </w:p>
+        </w:tc>
+        <w:tc>
+          <w:tcPr>
+            <w:tcW w:type="dxa" w:w="3100"/>
             <w:shd w:fill="D6EAF8" w:val="clear"/>
             <w:tcMar>
-              <w:top w:type="dxa" w:w="60"/>
-              <w:left w:type="dxa" w:w="100"/>
-              <w:bottom w:type="dxa" w:w="60"/>
-              <w:right w:type="dxa" w:w="100"/>
+              <w:left w:type="dxa" w:w="80"/>
+              <w:right w:type="dxa" w:w="80"/>
+            </w:tcMar>
+          </w:tcPr>
+          <w:p>
+            <w:pPr>
+              <w:spacing w:after="60" w:before="60"/>
+            </w:pPr>
+            <w:r>
+              <w:rPr>
+                <w:rFonts w:ascii="Calibri" w:cs="Calibri" w:eastAsia="Calibri" w:hAnsi="Calibri"/>
+                <w:i w:val="false"/>
+                <w:iCs w:val="false"/>
+                <w:color w:val="1A5276"/>
+                <w:sz w:val="19"/>
+                <w:szCs w:val="19"/>
+              </w:rPr>
+              <w:t xml:space="preserve">"Generado automáticamente. Sin papel. Sin transcripción."</w:t>
+            </w:r>
+          </w:p>
+        </w:tc>
+      </w:tr>
+    </w:tbl>
+    <w:tbl>
+      <w:tblPr>
+        <w:tblW w:type="dxa" w:w="9000"/>
+        <w:tblBorders>
+          <w:top w:val="single" w:color="auto" w:sz="4"/>
+          <w:left w:val="single" w:color="auto" w:sz="4"/>
+          <w:bottom w:val="single" w:color="auto" w:sz="4"/>
+          <w:right w:val="single" w:color="auto" w:sz="4"/>
+          <w:insideH w:val="single" w:color="auto" w:sz="4"/>
+          <w:insideV w:val="single" w:color="auto" w:sz="4"/>
+        </w:tblBorders>
+        <w:tblCellMar>
+          <w:top w:type="dxa" w:w="0"/>
+          <w:bottom w:type="dxa" w:w="60"/>
+        </w:tblCellMar>
+      </w:tblPr>
+      <w:tblGrid>
+        <w:gridCol w:w="100"/>
+        <w:gridCol w:w="100"/>
+        <w:gridCol w:w="100"/>
+      </w:tblGrid>
+      <w:tr>
+        <w:tc>
+          <w:tcPr>
+            <w:tcW w:type="dxa" w:w="900"/>
+            <w:shd w:fill="1A5276" w:val="clear"/>
+            <w:tcMar>
+              <w:left w:type="dxa" w:w="80"/>
+              <w:right w:type="dxa" w:w="80"/>
+            </w:tcMar>
+          </w:tcPr>
+          <w:p>
+            <w:pPr>
+              <w:spacing w:after="60" w:before="60"/>
+            </w:pPr>
+            <w:r>
+              <w:rPr>
+                <w:rFonts w:ascii="Calibri" w:cs="Calibri" w:eastAsia="Calibri" w:hAnsi="Calibri"/>
+                <w:b/>
+                <w:bCs/>
+                <w:color w:val="FFFFFF"/>
+                <w:sz w:val="22"/>
+                <w:szCs w:val="22"/>
+              </w:rPr>
+              <w:t xml:space="preserve">01:48</w:t>
+            </w:r>
+          </w:p>
+        </w:tc>
+        <w:tc>
+          <w:tcPr>
+            <w:tcW w:type="dxa" w:w="5000"/>
+            <w:shd w:fill="D5F5E3" w:val="clear"/>
+            <w:tcMar>
+              <w:left w:type="dxa" w:w="80"/>
+              <w:right w:type="dxa" w:w="80"/>
             </w:tcMar>
           </w:tcPr>
           <w:p>
@@ -1390,22 +2938,97 @@
                 <w:rFonts w:ascii="Calibri" w:cs="Calibri" w:eastAsia="Calibri" w:hAnsi="Calibri"/>
                 <w:b w:val="false"/>
                 <w:bCs w:val="false"/>
-                <w:color w:val="000000"/>
-                <w:sz w:val="18"/>
-                <w:szCs w:val="18"/>
-              </w:rPr>
-              <w:t xml:space="preserve">2</w:t>
-            </w:r>
-          </w:p>
-        </w:tc>
-        <w:tc>
-          <w:tcPr>
+                <w:color w:val="1E8449"/>
+                <w:sz w:val="20"/>
+                <w:szCs w:val="20"/>
+              </w:rPr>
+              <w:t xml:space="preserve">Scroll lento por las 4 filas restantes. Actor distinto en cada una: Sistema → Supervisor → Supervisor → Cuidador.</w:t>
+            </w:r>
+          </w:p>
+        </w:tc>
+        <w:tc>
+          <w:tcPr>
+            <w:tcW w:type="dxa" w:w="3100"/>
             <w:shd w:fill="D6EAF8" w:val="clear"/>
             <w:tcMar>
-              <w:top w:type="dxa" w:w="60"/>
-              <w:left w:type="dxa" w:w="100"/>
-              <w:bottom w:type="dxa" w:w="60"/>
-              <w:right w:type="dxa" w:w="100"/>
+              <w:left w:type="dxa" w:w="80"/>
+              <w:right w:type="dxa" w:w="80"/>
+            </w:tcMar>
+          </w:tcPr>
+          <w:p>
+            <w:pPr>
+              <w:spacing w:after="60" w:before="60"/>
+            </w:pPr>
+            <w:r>
+              <w:rPr>
+                <w:rFonts w:ascii="Calibri" w:cs="Calibri" w:eastAsia="Calibri" w:hAnsi="Calibri"/>
+                <w:i w:val="false"/>
+                <w:iCs w:val="false"/>
+                <w:color w:val="1A5276"/>
+                <w:sz w:val="19"/>
+                <w:szCs w:val="19"/>
+              </w:rPr>
+              <w:t xml:space="preserve">"Quién. Cuándo. Qué. Inmutable."</w:t>
+            </w:r>
+          </w:p>
+        </w:tc>
+      </w:tr>
+    </w:tbl>
+    <w:tbl>
+      <w:tblPr>
+        <w:tblW w:type="dxa" w:w="9000"/>
+        <w:tblBorders>
+          <w:top w:val="single" w:color="auto" w:sz="4"/>
+          <w:left w:val="single" w:color="auto" w:sz="4"/>
+          <w:bottom w:val="single" w:color="auto" w:sz="4"/>
+          <w:right w:val="single" w:color="auto" w:sz="4"/>
+          <w:insideH w:val="single" w:color="auto" w:sz="4"/>
+          <w:insideV w:val="single" w:color="auto" w:sz="4"/>
+        </w:tblBorders>
+        <w:tblCellMar>
+          <w:top w:type="dxa" w:w="0"/>
+          <w:bottom w:type="dxa" w:w="60"/>
+        </w:tblCellMar>
+      </w:tblPr>
+      <w:tblGrid>
+        <w:gridCol w:w="100"/>
+        <w:gridCol w:w="100"/>
+        <w:gridCol w:w="100"/>
+      </w:tblGrid>
+      <w:tr>
+        <w:tc>
+          <w:tcPr>
+            <w:tcW w:type="dxa" w:w="900"/>
+            <w:shd w:fill="1A5276" w:val="clear"/>
+            <w:tcMar>
+              <w:left w:type="dxa" w:w="80"/>
+              <w:right w:type="dxa" w:w="80"/>
+            </w:tcMar>
+          </w:tcPr>
+          <w:p>
+            <w:pPr>
+              <w:spacing w:after="60" w:before="60"/>
+            </w:pPr>
+            <w:r>
+              <w:rPr>
+                <w:rFonts w:ascii="Calibri" w:cs="Calibri" w:eastAsia="Calibri" w:hAnsi="Calibri"/>
+                <w:b/>
+                <w:bCs/>
+                <w:color w:val="FFFFFF"/>
+                <w:sz w:val="22"/>
+                <w:szCs w:val="22"/>
+              </w:rPr>
+              <w:t xml:space="preserve">01:58</w:t>
+            </w:r>
+          </w:p>
+        </w:tc>
+        <w:tc>
+          <w:tcPr>
+            <w:tcW w:type="dxa" w:w="5000"/>
+            <w:shd w:fill="D5F5E3" w:val="clear"/>
+            <w:tcMar>
+              <w:left w:type="dxa" w:w="80"/>
+              <w:right w:type="dxa" w:w="80"/>
             </w:tcMar>
           </w:tcPr>
           <w:p>
@@ -1417,22 +3040,97 @@
                 <w:rFonts w:ascii="Calibri" w:cs="Calibri" w:eastAsia="Calibri" w:hAnsi="Calibri"/>
                 <w:b w:val="false"/>
                 <w:bCs w:val="false"/>
-                <w:color w:val="000000"/>
-                <w:sz w:val="18"/>
-                <w:szCs w:val="18"/>
-              </w:rPr>
-              <w:t xml:space="preserve">Clic en "▶ Avanzar reloj" → reloj salta a 03:05, barra superior pulsa</w:t>
-            </w:r>
-          </w:p>
-        </w:tc>
-        <w:tc>
-          <w:tcPr>
+                <w:color w:val="1E8449"/>
+                <w:sz w:val="20"/>
+                <w:szCs w:val="20"/>
+              </w:rPr>
+              <w:t xml:space="preserve">Zoom-out al dashboard completo. La fila de Habitación 3 ahora muestra estado "En verificación" — el ciclo sigue.</w:t>
+            </w:r>
+          </w:p>
+        </w:tc>
+        <w:tc>
+          <w:tcPr>
+            <w:tcW w:type="dxa" w:w="3100"/>
             <w:shd w:fill="D6EAF8" w:val="clear"/>
             <w:tcMar>
-              <w:top w:type="dxa" w:w="60"/>
-              <w:left w:type="dxa" w:w="100"/>
-              <w:bottom w:type="dxa" w:w="60"/>
-              <w:right w:type="dxa" w:w="100"/>
+              <w:left w:type="dxa" w:w="80"/>
+              <w:right w:type="dxa" w:w="80"/>
+            </w:tcMar>
+          </w:tcPr>
+          <w:p>
+            <w:pPr>
+              <w:spacing w:after="60" w:before="60"/>
+            </w:pPr>
+            <w:r>
+              <w:rPr>
+                <w:rFonts w:ascii="Calibri" w:cs="Calibri" w:eastAsia="Calibri" w:hAnsi="Calibri"/>
+                <w:i w:val="false"/>
+                <w:iCs w:val="false"/>
+                <w:color w:val="1A5276"/>
+                <w:sz w:val="19"/>
+                <w:szCs w:val="19"/>
+              </w:rPr>
+              <w:t xml:space="preserve">(silencio)</w:t>
+            </w:r>
+          </w:p>
+        </w:tc>
+      </w:tr>
+    </w:tbl>
+    <w:tbl>
+      <w:tblPr>
+        <w:tblW w:type="dxa" w:w="9000"/>
+        <w:tblBorders>
+          <w:top w:val="single" w:color="auto" w:sz="4"/>
+          <w:left w:val="single" w:color="auto" w:sz="4"/>
+          <w:bottom w:val="single" w:color="auto" w:sz="4"/>
+          <w:right w:val="single" w:color="auto" w:sz="4"/>
+          <w:insideH w:val="single" w:color="auto" w:sz="4"/>
+          <w:insideV w:val="single" w:color="auto" w:sz="4"/>
+        </w:tblBorders>
+        <w:tblCellMar>
+          <w:top w:type="dxa" w:w="0"/>
+          <w:bottom w:type="dxa" w:w="60"/>
+        </w:tblCellMar>
+      </w:tblPr>
+      <w:tblGrid>
+        <w:gridCol w:w="100"/>
+        <w:gridCol w:w="100"/>
+        <w:gridCol w:w="100"/>
+      </w:tblGrid>
+      <w:tr>
+        <w:tc>
+          <w:tcPr>
+            <w:tcW w:type="dxa" w:w="900"/>
+            <w:shd w:fill="1A5276" w:val="clear"/>
+            <w:tcMar>
+              <w:left w:type="dxa" w:w="80"/>
+              <w:right w:type="dxa" w:w="80"/>
+            </w:tcMar>
+          </w:tcPr>
+          <w:p>
+            <w:pPr>
+              <w:spacing w:after="60" w:before="60"/>
+            </w:pPr>
+            <w:r>
+              <w:rPr>
+                <w:rFonts w:ascii="Calibri" w:cs="Calibri" w:eastAsia="Calibri" w:hAnsi="Calibri"/>
+                <w:b/>
+                <w:bCs/>
+                <w:color w:val="FFFFFF"/>
+                <w:sz w:val="22"/>
+                <w:szCs w:val="22"/>
+              </w:rPr>
+              <w:t xml:space="preserve">02:05</w:t>
+            </w:r>
+          </w:p>
+        </w:tc>
+        <w:tc>
+          <w:tcPr>
+            <w:tcW w:type="dxa" w:w="5000"/>
+            <w:shd w:fill="D5F5E3" w:val="clear"/>
+            <w:tcMar>
+              <w:left w:type="dxa" w:w="80"/>
+              <w:right w:type="dxa" w:w="80"/>
             </w:tcMar>
           </w:tcPr>
           <w:p>
@@ -1444,478 +3142,37 @@
                 <w:rFonts w:ascii="Calibri" w:cs="Calibri" w:eastAsia="Calibri" w:hAnsi="Calibri"/>
                 <w:b w:val="false"/>
                 <w:bCs w:val="false"/>
-                <w:color w:val="000000"/>
-                <w:sz w:val="18"/>
-                <w:szCs w:val="18"/>
-              </w:rPr>
-              <w:t xml:space="preserve">"Pasan cinco minutos."</w:t>
-            </w:r>
-          </w:p>
-        </w:tc>
-        <w:tc>
-          <w:tcPr>
+                <w:color w:val="1E8449"/>
+                <w:sz w:val="20"/>
+                <w:szCs w:val="20"/>
+              </w:rPr>
+              <w:t xml:space="preserve">Fade lento a negro. Última imagen: el dashboard quieto, todo bajo control.</w:t>
+            </w:r>
+          </w:p>
+        </w:tc>
+        <w:tc>
+          <w:tcPr>
+            <w:tcW w:type="dxa" w:w="3100"/>
             <w:shd w:fill="D6EAF8" w:val="clear"/>
             <w:tcMar>
-              <w:top w:type="dxa" w:w="60"/>
-              <w:left w:type="dxa" w:w="100"/>
-              <w:bottom w:type="dxa" w:w="60"/>
-              <w:right w:type="dxa" w:w="100"/>
-            </w:tcMar>
-          </w:tcPr>
-          <w:p>
-            <w:pPr>
-              <w:spacing w:after="60" w:before="60"/>
-            </w:pPr>
-            <w:r>
-              <w:rPr>
-                <w:rFonts w:ascii="Calibri" w:cs="Calibri" w:eastAsia="Calibri" w:hAnsi="Calibri"/>
-                <w:b w:val="false"/>
-                <w:bCs w:val="false"/>
-                <w:color w:val="000000"/>
-                <w:sz w:val="18"/>
-                <w:szCs w:val="18"/>
-              </w:rPr>
-              <w:t xml:space="preserve">7 s</w:t>
-            </w:r>
-          </w:p>
-        </w:tc>
-      </w:tr>
-      <w:tr>
-        <w:tc>
-          <w:tcPr>
-            <w:shd w:fill="FFFFFF" w:val="clear"/>
-            <w:tcMar>
-              <w:top w:type="dxa" w:w="60"/>
-              <w:left w:type="dxa" w:w="100"/>
-              <w:bottom w:type="dxa" w:w="60"/>
-              <w:right w:type="dxa" w:w="100"/>
-            </w:tcMar>
-          </w:tcPr>
-          <w:p>
-            <w:pPr>
-              <w:spacing w:after="60" w:before="60"/>
-            </w:pPr>
-            <w:r>
-              <w:rPr>
-                <w:rFonts w:ascii="Calibri" w:cs="Calibri" w:eastAsia="Calibri" w:hAnsi="Calibri"/>
-                <w:b w:val="false"/>
-                <w:bCs w:val="false"/>
-                <w:color w:val="000000"/>
-                <w:sz w:val="18"/>
-                <w:szCs w:val="18"/>
-              </w:rPr>
-              <w:t xml:space="preserve">3</w:t>
-            </w:r>
-          </w:p>
-        </w:tc>
-        <w:tc>
-          <w:tcPr>
-            <w:shd w:fill="FFFFFF" w:val="clear"/>
-            <w:tcMar>
-              <w:top w:type="dxa" w:w="60"/>
-              <w:left w:type="dxa" w:w="100"/>
-              <w:bottom w:type="dxa" w:w="60"/>
-              <w:right w:type="dxa" w:w="100"/>
-            </w:tcMar>
-          </w:tcPr>
-          <w:p>
-            <w:pPr>
-              <w:spacing w:after="60" w:before="60"/>
-            </w:pPr>
-            <w:r>
-              <w:rPr>
-                <w:rFonts w:ascii="Calibri" w:cs="Calibri" w:eastAsia="Calibri" w:hAnsi="Calibri"/>
-                <w:b w:val="false"/>
-                <w:bCs w:val="false"/>
-                <w:color w:val="000000"/>
-                <w:sz w:val="18"/>
-                <w:szCs w:val="18"/>
-              </w:rPr>
-              <w:t xml:space="preserve">Fila Habitación 3 → rojo "VENCIDA". Chip de alerta amarilla aparece en columna de alertas.</w:t>
-            </w:r>
-          </w:p>
-        </w:tc>
-        <w:tc>
-          <w:tcPr>
-            <w:shd w:fill="FFFFFF" w:val="clear"/>
-            <w:tcMar>
-              <w:top w:type="dxa" w:w="60"/>
-              <w:left w:type="dxa" w:w="100"/>
-              <w:bottom w:type="dxa" w:w="60"/>
-              <w:right w:type="dxa" w:w="100"/>
-            </w:tcMar>
-          </w:tcPr>
-          <w:p>
-            <w:pPr>
-              <w:spacing w:after="60" w:before="60"/>
-            </w:pPr>
-            <w:r>
-              <w:rPr>
-                <w:rFonts w:ascii="Calibri" w:cs="Calibri" w:eastAsia="Calibri" w:hAnsi="Calibri"/>
-                <w:b w:val="false"/>
-                <w:bCs w:val="false"/>
-                <w:color w:val="000000"/>
-                <w:sz w:val="18"/>
-                <w:szCs w:val="18"/>
-              </w:rPr>
-              <w:t xml:space="preserve">"CareSignal lo detecta solo."</w:t>
-            </w:r>
-          </w:p>
-        </w:tc>
-        <w:tc>
-          <w:tcPr>
-            <w:shd w:fill="FFFFFF" w:val="clear"/>
-            <w:tcMar>
-              <w:top w:type="dxa" w:w="60"/>
-              <w:left w:type="dxa" w:w="100"/>
-              <w:bottom w:type="dxa" w:w="60"/>
-              <w:right w:type="dxa" w:w="100"/>
-            </w:tcMar>
-          </w:tcPr>
-          <w:p>
-            <w:pPr>
-              <w:spacing w:after="60" w:before="60"/>
-            </w:pPr>
-            <w:r>
-              <w:rPr>
-                <w:rFonts w:ascii="Calibri" w:cs="Calibri" w:eastAsia="Calibri" w:hAnsi="Calibri"/>
-                <w:b w:val="false"/>
-                <w:bCs w:val="false"/>
-                <w:color w:val="000000"/>
-                <w:sz w:val="18"/>
-                <w:szCs w:val="18"/>
-              </w:rPr>
-              <w:t xml:space="preserve">10 s</w:t>
-            </w:r>
-          </w:p>
-        </w:tc>
-      </w:tr>
-      <w:tr>
-        <w:tc>
-          <w:tcPr>
-            <w:shd w:fill="D6EAF8" w:val="clear"/>
-            <w:tcMar>
-              <w:top w:type="dxa" w:w="60"/>
-              <w:left w:type="dxa" w:w="100"/>
-              <w:bottom w:type="dxa" w:w="60"/>
-              <w:right w:type="dxa" w:w="100"/>
-            </w:tcMar>
-          </w:tcPr>
-          <w:p>
-            <w:pPr>
-              <w:spacing w:after="60" w:before="60"/>
-            </w:pPr>
-            <w:r>
-              <w:rPr>
-                <w:rFonts w:ascii="Calibri" w:cs="Calibri" w:eastAsia="Calibri" w:hAnsi="Calibri"/>
-                <w:b w:val="false"/>
-                <w:bCs w:val="false"/>
-                <w:color w:val="000000"/>
-                <w:sz w:val="18"/>
-                <w:szCs w:val="18"/>
-              </w:rPr>
-              <w:t xml:space="preserve">4</w:t>
-            </w:r>
-          </w:p>
-        </w:tc>
-        <w:tc>
-          <w:tcPr>
-            <w:shd w:fill="D6EAF8" w:val="clear"/>
-            <w:tcMar>
-              <w:top w:type="dxa" w:w="60"/>
-              <w:left w:type="dxa" w:w="100"/>
-              <w:bottom w:type="dxa" w:w="60"/>
-              <w:right w:type="dxa" w:w="100"/>
-            </w:tcMar>
-          </w:tcPr>
-          <w:p>
-            <w:pPr>
-              <w:spacing w:after="60" w:before="60"/>
-            </w:pPr>
-            <w:r>
-              <w:rPr>
-                <w:rFonts w:ascii="Calibri" w:cs="Calibri" w:eastAsia="Calibri" w:hAnsi="Calibri"/>
-                <w:b w:val="false"/>
-                <w:bCs w:val="false"/>
-                <w:color w:val="000000"/>
-                <w:sz w:val="18"/>
-                <w:szCs w:val="18"/>
-              </w:rPr>
-              <w:t xml:space="preserve">Clic en alerta → modal con detalle. Clic en "Reconocer". Estado cambia a "Reconocida".</w:t>
-            </w:r>
-          </w:p>
-        </w:tc>
-        <w:tc>
-          <w:tcPr>
-            <w:shd w:fill="D6EAF8" w:val="clear"/>
-            <w:tcMar>
-              <w:top w:type="dxa" w:w="60"/>
-              <w:left w:type="dxa" w:w="100"/>
-              <w:bottom w:type="dxa" w:w="60"/>
-              <w:right w:type="dxa" w:w="100"/>
-            </w:tcMar>
-          </w:tcPr>
-          <w:p>
-            <w:pPr>
-              <w:spacing w:after="60" w:before="60"/>
-            </w:pPr>
-            <w:r>
-              <w:rPr>
-                <w:rFonts w:ascii="Calibri" w:cs="Calibri" w:eastAsia="Calibri" w:hAnsi="Calibri"/>
-                <w:b w:val="false"/>
-                <w:bCs w:val="false"/>
-                <w:color w:val="000000"/>
-                <w:sz w:val="18"/>
-                <w:szCs w:val="18"/>
-              </w:rPr>
-              <w:t xml:space="preserve">"El supervisor la reconoce."</w:t>
-            </w:r>
-          </w:p>
-        </w:tc>
-        <w:tc>
-          <w:tcPr>
-            <w:shd w:fill="D6EAF8" w:val="clear"/>
-            <w:tcMar>
-              <w:top w:type="dxa" w:w="60"/>
-              <w:left w:type="dxa" w:w="100"/>
-              <w:bottom w:type="dxa" w:w="60"/>
-              <w:right w:type="dxa" w:w="100"/>
-            </w:tcMar>
-          </w:tcPr>
-          <w:p>
-            <w:pPr>
-              <w:spacing w:after="60" w:before="60"/>
-            </w:pPr>
-            <w:r>
-              <w:rPr>
-                <w:rFonts w:ascii="Calibri" w:cs="Calibri" w:eastAsia="Calibri" w:hAnsi="Calibri"/>
-                <w:b w:val="false"/>
-                <w:bCs w:val="false"/>
-                <w:color w:val="000000"/>
-                <w:sz w:val="18"/>
-                <w:szCs w:val="18"/>
-              </w:rPr>
-              <w:t xml:space="preserve">8 s</w:t>
-            </w:r>
-          </w:p>
-        </w:tc>
-      </w:tr>
-      <w:tr>
-        <w:tc>
-          <w:tcPr>
-            <w:shd w:fill="FFFFFF" w:val="clear"/>
-            <w:tcMar>
-              <w:top w:type="dxa" w:w="60"/>
-              <w:left w:type="dxa" w:w="100"/>
-              <w:bottom w:type="dxa" w:w="60"/>
-              <w:right w:type="dxa" w:w="100"/>
-            </w:tcMar>
-          </w:tcPr>
-          <w:p>
-            <w:pPr>
-              <w:spacing w:after="60" w:before="60"/>
-            </w:pPr>
-            <w:r>
-              <w:rPr>
-                <w:rFonts w:ascii="Calibri" w:cs="Calibri" w:eastAsia="Calibri" w:hAnsi="Calibri"/>
-                <w:b w:val="false"/>
-                <w:bCs w:val="false"/>
-                <w:color w:val="000000"/>
-                <w:sz w:val="18"/>
-                <w:szCs w:val="18"/>
-              </w:rPr>
-              <w:t xml:space="preserve">5</w:t>
-            </w:r>
-          </w:p>
-        </w:tc>
-        <w:tc>
-          <w:tcPr>
-            <w:shd w:fill="FFFFFF" w:val="clear"/>
-            <w:tcMar>
-              <w:top w:type="dxa" w:w="60"/>
-              <w:left w:type="dxa" w:w="100"/>
-              <w:bottom w:type="dxa" w:w="60"/>
-              <w:right w:type="dxa" w:w="100"/>
-            </w:tcMar>
-          </w:tcPr>
-          <w:p>
-            <w:pPr>
-              <w:spacing w:after="60" w:before="60"/>
-            </w:pPr>
-            <w:r>
-              <w:rPr>
-                <w:rFonts w:ascii="Calibri" w:cs="Calibri" w:eastAsia="Calibri" w:hAnsi="Calibri"/>
-                <w:b w:val="false"/>
-                <w:bCs w:val="false"/>
-                <w:color w:val="000000"/>
-                <w:sz w:val="18"/>
-                <w:szCs w:val="18"/>
-              </w:rPr>
-              <w:t xml:space="preserve">Clic en "Asignar" → menú de cuidadores disponibles → clic en nombre → confirmar.</w:t>
-            </w:r>
-          </w:p>
-        </w:tc>
-        <w:tc>
-          <w:tcPr>
-            <w:shd w:fill="FFFFFF" w:val="clear"/>
-            <w:tcMar>
-              <w:top w:type="dxa" w:w="60"/>
-              <w:left w:type="dxa" w:w="100"/>
-              <w:bottom w:type="dxa" w:w="60"/>
-              <w:right w:type="dxa" w:w="100"/>
-            </w:tcMar>
-          </w:tcPr>
-          <w:p>
-            <w:pPr>
-              <w:spacing w:after="60" w:before="60"/>
-            </w:pPr>
-            <w:r>
-              <w:rPr>
-                <w:rFonts w:ascii="Calibri" w:cs="Calibri" w:eastAsia="Calibri" w:hAnsi="Calibri"/>
-                <w:b w:val="false"/>
-                <w:bCs w:val="false"/>
-                <w:color w:val="000000"/>
-                <w:sz w:val="18"/>
-                <w:szCs w:val="18"/>
-              </w:rPr>
-              <w:t xml:space="preserve">"La asigna al cuidador en turno."</w:t>
-            </w:r>
-          </w:p>
-        </w:tc>
-        <w:tc>
-          <w:tcPr>
-            <w:shd w:fill="FFFFFF" w:val="clear"/>
-            <w:tcMar>
-              <w:top w:type="dxa" w:w="60"/>
-              <w:left w:type="dxa" w:w="100"/>
-              <w:bottom w:type="dxa" w:w="60"/>
-              <w:right w:type="dxa" w:w="100"/>
-            </w:tcMar>
-          </w:tcPr>
-          <w:p>
-            <w:pPr>
-              <w:spacing w:after="60" w:before="60"/>
-            </w:pPr>
-            <w:r>
-              <w:rPr>
-                <w:rFonts w:ascii="Calibri" w:cs="Calibri" w:eastAsia="Calibri" w:hAnsi="Calibri"/>
-                <w:b w:val="false"/>
-                <w:bCs w:val="false"/>
-                <w:color w:val="000000"/>
-                <w:sz w:val="18"/>
-                <w:szCs w:val="18"/>
-              </w:rPr>
-              <w:t xml:space="preserve">8 s</w:t>
-            </w:r>
-          </w:p>
-        </w:tc>
-      </w:tr>
-      <w:tr>
-        <w:tc>
-          <w:tcPr>
-            <w:shd w:fill="D6EAF8" w:val="clear"/>
-            <w:tcMar>
-              <w:top w:type="dxa" w:w="60"/>
-              <w:left w:type="dxa" w:w="100"/>
-              <w:bottom w:type="dxa" w:w="60"/>
-              <w:right w:type="dxa" w:w="100"/>
-            </w:tcMar>
-          </w:tcPr>
-          <w:p>
-            <w:pPr>
-              <w:spacing w:after="60" w:before="60"/>
-            </w:pPr>
-            <w:r>
-              <w:rPr>
-                <w:rFonts w:ascii="Calibri" w:cs="Calibri" w:eastAsia="Calibri" w:hAnsi="Calibri"/>
-                <w:b w:val="false"/>
-                <w:bCs w:val="false"/>
-                <w:color w:val="000000"/>
-                <w:sz w:val="18"/>
-                <w:szCs w:val="18"/>
-              </w:rPr>
-              <w:t xml:space="preserve">6</w:t>
-            </w:r>
-          </w:p>
-        </w:tc>
-        <w:tc>
-          <w:tcPr>
-            <w:shd w:fill="D6EAF8" w:val="clear"/>
-            <w:tcMar>
-              <w:top w:type="dxa" w:w="60"/>
-              <w:left w:type="dxa" w:w="100"/>
-              <w:bottom w:type="dxa" w:w="60"/>
-              <w:right w:type="dxa" w:w="100"/>
-            </w:tcMar>
-          </w:tcPr>
-          <w:p>
-            <w:pPr>
-              <w:spacing w:after="60" w:before="60"/>
-            </w:pPr>
-            <w:r>
-              <w:rPr>
-                <w:rFonts w:ascii="Calibri" w:cs="Calibri" w:eastAsia="Calibri" w:hAnsi="Calibri"/>
-                <w:b w:val="false"/>
-                <w:bCs w:val="false"/>
-                <w:color w:val="000000"/>
-                <w:sz w:val="18"/>
-                <w:szCs w:val="18"/>
-              </w:rPr>
-              <w:t xml:space="preserve">Pestaña "Bitácora" → 3 filas de auditoría con actor + timestamp + acción. Scroll lento.</w:t>
-            </w:r>
-          </w:p>
-        </w:tc>
-        <w:tc>
-          <w:tcPr>
-            <w:shd w:fill="D6EAF8" w:val="clear"/>
-            <w:tcMar>
-              <w:top w:type="dxa" w:w="60"/>
-              <w:left w:type="dxa" w:w="100"/>
-              <w:bottom w:type="dxa" w:w="60"/>
-              <w:right w:type="dxa" w:w="100"/>
-            </w:tcMar>
-          </w:tcPr>
-          <w:p>
-            <w:pPr>
-              <w:spacing w:after="60" w:before="60"/>
-            </w:pPr>
-            <w:r>
-              <w:rPr>
-                <w:rFonts w:ascii="Calibri" w:cs="Calibri" w:eastAsia="Calibri" w:hAnsi="Calibri"/>
-                <w:b w:val="false"/>
-                <w:bCs w:val="false"/>
-                <w:color w:val="000000"/>
-                <w:sz w:val="18"/>
-                <w:szCs w:val="18"/>
-              </w:rPr>
-              <w:t xml:space="preserve">"Quién. Cuándo. Qué. Inmutable."</w:t>
-            </w:r>
-          </w:p>
-        </w:tc>
-        <w:tc>
-          <w:tcPr>
-            <w:shd w:fill="D6EAF8" w:val="clear"/>
-            <w:tcMar>
-              <w:top w:type="dxa" w:w="60"/>
-              <w:left w:type="dxa" w:w="100"/>
-              <w:bottom w:type="dxa" w:w="60"/>
-              <w:right w:type="dxa" w:w="100"/>
-            </w:tcMar>
-          </w:tcPr>
-          <w:p>
-            <w:pPr>
-              <w:spacing w:after="60" w:before="60"/>
-            </w:pPr>
-            <w:r>
-              <w:rPr>
-                <w:rFonts w:ascii="Calibri" w:cs="Calibri" w:eastAsia="Calibri" w:hAnsi="Calibri"/>
-                <w:b w:val="false"/>
-                <w:bCs w:val="false"/>
-                <w:color w:val="000000"/>
-                <w:sz w:val="18"/>
-                <w:szCs w:val="18"/>
-              </w:rPr>
-              <w:t xml:space="preserve">15 s</w:t>
+              <w:left w:type="dxa" w:w="80"/>
+              <w:right w:type="dxa" w:w="80"/>
+            </w:tcMar>
+          </w:tcPr>
+          <w:p>
+            <w:pPr>
+              <w:spacing w:after="60" w:before="60"/>
+            </w:pPr>
+            <w:r>
+              <w:rPr>
+                <w:rFonts w:ascii="Calibri" w:cs="Calibri" w:eastAsia="Calibri" w:hAnsi="Calibri"/>
+                <w:i w:val="false"/>
+                <w:iCs w:val="false"/>
+                <w:color w:val="1A5276"/>
+                <w:sz w:val="19"/>
+                <w:szCs w:val="19"/>
+              </w:rPr>
+              <w:t xml:space="preserve">"Eso es lo que la NOM-031 exige.", pausa 1 s, "Listo para cualquier inspección."</w:t>
             </w:r>
           </w:p>
         </w:tc>
@@ -1935,7 +3192,7 @@
           <w:sz w:val="19"/>
           <w:szCs w:val="19"/>
         </w:rPr>
-        <w:t xml:space="preserve">⚙ Entre pasos 3 y 4: pausa visual de 1 s — deja que el juez procese el color rojo.</w:t>
+        <w:t xml:space="preserve">⚙ Duración total de la escena demo: 1:45. Dentro del presupuesto de 1:30 + 15 s de cierre.</w:t>
       </w:r>
     </w:p>
     <w:p>
@@ -1951,14 +3208,70 @@
           <w:sz w:val="19"/>
           <w:szCs w:val="19"/>
         </w:rPr>
-        <w:t xml:space="preserve">⚙ Paso 6: la última frase ("Inmutable.") se dice mientras el cursor está quieto sobre la bitácora.</w:t>
+        <w:t xml:space="preserve">⚙ WOW moments (rojo): NO cortes, NO zoom-out, NO música — silencio o voz mínima. El color rojo y el chip de alerta hacen el trabajo.</w:t>
+      </w:r>
+    </w:p>
+    <w:p>
+      <w:pPr>
+        <w:spacing w:after="70"/>
+      </w:pPr>
+      <w:r>
+        <w:rPr>
+          <w:rFonts w:ascii="Calibri" w:cs="Calibri" w:eastAsia="Calibri" w:hAnsi="Calibri"/>
+          <w:i/>
+          <w:iCs/>
+          <w:color w:val="CA6F1E"/>
+          <w:sz w:val="19"/>
+          <w:szCs w:val="19"/>
+        </w:rPr>
+        <w:t xml:space="preserve">⚙ Música de fondo en toda la escena: -20 dBFS o apagada. La alerta sonando en pantalla (si el MVP tiene sonido) reemplaza la música.</w:t>
+      </w:r>
+    </w:p>
+    <w:p>
+      <w:pPr>
+        <w:pBdr>
+          <w:bottom w:val="single" w:color="D6EAF8" w:sz="6"/>
+        </w:pBdr>
+        <w:spacing w:after="240"/>
+      </w:pPr>
+    </w:p>
+    <w:p>
+      <w:pPr>
+        <w:shd w:fill="1A5276" w:val="clear"/>
+        <w:spacing w:after="180" w:before="360"/>
+      </w:pPr>
+      <w:r>
+        <w:rPr>
+          <w:rFonts w:ascii="Calibri" w:cs="Calibri" w:eastAsia="Calibri" w:hAnsi="Calibri"/>
+          <w:b/>
+          <w:bCs/>
+          <w:color w:val="FFFFFF"/>
+          <w:sz w:val="30"/>
+          <w:szCs w:val="30"/>
+        </w:rPr>
+        <w:t xml:space="preserve">Narración completa — guion de voz en off</w:t>
+      </w:r>
+    </w:p>
+    <w:p>
+      <w:pPr>
+        <w:spacing w:after="70"/>
+      </w:pPr>
+      <w:r>
+        <w:rPr>
+          <w:rFonts w:ascii="Calibri" w:cs="Calibri" w:eastAsia="Calibri" w:hAnsi="Calibri"/>
+          <w:i/>
+          <w:iCs/>
+          <w:color w:val="1A5276"/>
+          <w:sz w:val="19"/>
+          <w:szCs w:val="19"/>
+        </w:rPr>
+        <w:t xml:space="preserve">⚙ Graba en una sola sesión. Tono: informado, calmado, sin urgencia artificial. No es un comercial — es evidencia.</w:t>
       </w:r>
     </w:p>
     <w:p/>
     <w:p>
       <w:pPr>
-        <w:shd w:fill="D6EAF8" w:val="clear"/>
-        <w:spacing w:after="100" w:before="200"/>
+        <w:spacing w:after="80" w:before="160"/>
       </w:pPr>
       <w:r>
         <w:rPr>
@@ -1966,10 +3279,10 @@
           <w:b/>
           <w:bCs/>
           <w:color w:val="1A5276"/>
-          <w:sz w:val="24"/>
-          <w:szCs w:val="24"/>
-        </w:rPr>
-        <w:t xml:space="preserve">Frase puente al final del demo  (02:05 – 02:15)</w:t>
+          <w:sz w:val="22"/>
+          <w:szCs w:val="22"/>
+        </w:rPr>
+        <w:t xml:space="preserve">Escena 1 · Hook  (00:00 – 00:25)</w:t>
       </w:r>
     </w:p>
     <w:p>
@@ -1987,10 +3300,10 @@
           <w:i/>
           <w:iCs/>
           <w:color w:val="000000"/>
-          <w:sz w:val="22"/>
-          <w:szCs w:val="22"/>
-        </w:rPr>
-        <w:t xml:space="preserve">"De ronda vencida a bitácora cerrada — menos de dos minutos.</w:t>
+          <w:sz w:val="23"/>
+          <w:szCs w:val="23"/>
+        </w:rPr>
+        <w:t xml:space="preserve">(silencio 4 s mientras aparece la imagen)</w:t>
       </w:r>
       <w:r>
         <w:br/>
@@ -2002,56 +3315,61 @@
           <w:i/>
           <w:iCs/>
           <w:color w:val="000000"/>
-          <w:sz w:val="22"/>
-          <w:szCs w:val="22"/>
-        </w:rPr>
-        <w:t xml:space="preserve">Eso es lo que la NOM-031 exige. Eso es lo que CareSignal genera."</w:t>
-      </w:r>
-    </w:p>
-    <w:p>
-      <w:pPr>
-        <w:spacing w:after="70"/>
-      </w:pPr>
+          <w:sz w:val="23"/>
+          <w:szCs w:val="23"/>
+        </w:rPr>
+        <w:t xml:space="preserve"> </w:t>
+      </w:r>
+      <w:r>
+        <w:br/>
+        <w:t xml:space="preserve"/>
+      </w:r>
       <w:r>
         <w:rPr>
           <w:rFonts w:ascii="Calibri" w:cs="Calibri" w:eastAsia="Calibri" w:hAnsi="Calibri"/>
           <w:i/>
           <w:iCs/>
-          <w:color w:val="CA6F1E"/>
-          <w:sz w:val="19"/>
-          <w:szCs w:val="19"/>
-        </w:rPr>
-        <w:t xml:space="preserve">⚙ Corte a negro 0.5 s. Transición a Escena 3.</w:t>
-      </w:r>
-    </w:p>
-    <w:p>
-      <w:pPr>
-        <w:pBdr>
-          <w:bottom w:val="single" w:color="D6EAF8" w:sz="6"/>
-        </w:pBdr>
-        <w:spacing w:after="240"/>
-      </w:pPr>
-    </w:p>
-    <w:p>
-      <w:pPr>
-        <w:shd w:fill="1A5276" w:val="clear"/>
-        <w:spacing w:after="160" w:before="360"/>
-      </w:pPr>
-      <w:r>
-        <w:rPr>
-          <w:rFonts w:ascii="Calibri" w:cs="Calibri" w:eastAsia="Calibri" w:hAnsi="Calibri"/>
-          <w:b/>
-          <w:bCs/>
-          <w:color w:val="FFFFFF"/>
-          <w:sz w:val="30"/>
-          <w:szCs w:val="30"/>
-        </w:rPr>
-        <w:t xml:space="preserve">ESCENA 3 · Los números   02:15 – 02:35   (20 s)</w:t>
-      </w:r>
-    </w:p>
-    <w:p>
-      <w:pPr>
-        <w:spacing w:after="120"/>
+          <w:color w:val="000000"/>
+          <w:sz w:val="23"/>
+          <w:szCs w:val="23"/>
+        </w:rPr>
+        <w:t xml:space="preserve">"¿Tienes evidencia de que alguien fue a verla anoche?"</w:t>
+      </w:r>
+      <w:r>
+        <w:br/>
+        <w:t xml:space="preserve"/>
+      </w:r>
+      <w:r>
+        <w:rPr>
+          <w:rFonts w:ascii="Calibri" w:cs="Calibri" w:eastAsia="Calibri" w:hAnsi="Calibri"/>
+          <w:i/>
+          <w:iCs/>
+          <w:color w:val="000000"/>
+          <w:sz w:val="23"/>
+          <w:szCs w:val="23"/>
+        </w:rPr>
+        <w:t xml:space="preserve"> </w:t>
+      </w:r>
+      <w:r>
+        <w:br/>
+        <w:t xml:space="preserve"/>
+      </w:r>
+      <w:r>
+        <w:rPr>
+          <w:rFonts w:ascii="Calibri" w:cs="Calibri" w:eastAsia="Calibri" w:hAnsi="Calibri"/>
+          <w:i/>
+          <w:iCs/>
+          <w:color w:val="000000"/>
+          <w:sz w:val="23"/>
+          <w:szCs w:val="23"/>
+        </w:rPr>
+        <w:t xml:space="preserve">(pausa 2 s  —  corte a negro  —  comienza el demo)</w:t>
+      </w:r>
+    </w:p>
+    <w:p/>
+    <w:p>
+      <w:pPr>
+        <w:spacing w:after="80" w:before="160"/>
       </w:pPr>
       <w:r>
         <w:rPr>
@@ -2062,8 +3380,13 @@
           <w:sz w:val="22"/>
           <w:szCs w:val="22"/>
         </w:rPr>
-        <w:t xml:space="preserve">Regla: </w:t>
-      </w:r>
+        <w:t xml:space="preserve">Escena 2 · Demo  (00:25 – 02:20)</w:t>
+      </w:r>
+    </w:p>
+    <w:p>
+      <w:pPr>
+        <w:spacing w:after="80"/>
+      </w:pPr>
       <w:r>
         <w:rPr>
           <w:rFonts w:ascii="Calibri" w:cs="Calibri" w:eastAsia="Calibri" w:hAnsi="Calibri"/>
@@ -2071,165 +3394,7 @@
           <w:sz w:val="22"/>
           <w:szCs w:val="22"/>
         </w:rPr>
-        <w:t xml:space="preserve">Tres números. Ni uno más. El juez no puede retener más en 20 segundos.</w:t>
-      </w:r>
-    </w:p>
-    <w:p>
-      <w:pPr>
-        <w:shd w:fill="D6EAF8" w:val="clear"/>
-        <w:spacing w:after="100" w:before="200"/>
-      </w:pPr>
-      <w:r>
-        <w:rPr>
-          <w:rFonts w:ascii="Calibri" w:cs="Calibri" w:eastAsia="Calibri" w:hAnsi="Calibri"/>
-          <w:b/>
-          <w:bCs/>
-          <w:color w:val="1A5276"/>
-          <w:sz w:val="24"/>
-          <w:szCs w:val="24"/>
-        </w:rPr>
-        <w:t xml:space="preserve">Imagen 3  (02:15 – 02:35)</w:t>
-      </w:r>
-    </w:p>
-    <w:p>
-      <w:pPr>
-        <w:pBdr>
-          <w:left w:val="single" w:color="6C3483" w:sz="12"/>
-        </w:pBdr>
-        <w:shd w:fill="E8DAEF" w:val="clear"/>
-        <w:spacing w:after="140" w:before="100" w:line="320"/>
-        <w:ind w:left="453"/>
-      </w:pPr>
-      <w:r>
-        <w:rPr>
-          <w:rFonts w:ascii="Calibri" w:cs="Calibri" w:eastAsia="Calibri" w:hAnsi="Calibri"/>
-          <w:b/>
-          <w:bCs/>
-          <w:color w:val="6C3483"/>
-          <w:sz w:val="18"/>
-          <w:szCs w:val="18"/>
-        </w:rPr>
-        <w:t xml:space="preserve">✦ GEMINI PROMPT  </w:t>
-      </w:r>
-      <w:r>
-        <w:rPr>
-          <w:rFonts w:ascii="Courier New" w:cs="Courier New" w:eastAsia="Courier New" w:hAnsi="Courier New"/>
-          <w:color w:val="000000"/>
-          <w:sz w:val="19"/>
-          <w:szCs w:val="19"/>
-        </w:rPr>
-        <w:t xml:space="preserve">Style: clean editorial photography, soft pastel palette (warm ivory background, muted steel-blue accents), cinematic shallow depth of field, no text overlays, no logos, photorealistic, 16:9 aspect ratio, professional healthcare setting, aerial view of a mid-sized Mexican city at golden hour, care home buildings visible among residential blocks, warm light, sense of scale and untapped opportunity, no people, clean geometric composition</w:t>
-      </w:r>
-    </w:p>
-    <w:p/>
-    <w:p>
-      <w:pPr>
-        <w:shd w:fill="D6EAF8" w:val="clear"/>
-        <w:spacing w:after="100" w:before="200"/>
-      </w:pPr>
-      <w:r>
-        <w:rPr>
-          <w:rFonts w:ascii="Calibri" w:cs="Calibri" w:eastAsia="Calibri" w:hAnsi="Calibri"/>
-          <w:b/>
-          <w:bCs/>
-          <w:color w:val="1A5276"/>
-          <w:sz w:val="24"/>
-          <w:szCs w:val="24"/>
-        </w:rPr>
-        <w:t xml:space="preserve">Texto superpuesto — animado, aparece uno por uno</w:t>
-      </w:r>
-    </w:p>
-    <w:p>
-      <w:pPr>
-        <w:spacing w:after="60" w:before="80"/>
-      </w:pPr>
-      <w:r>
-        <w:rPr>
-          <w:rFonts w:ascii="Calibri" w:cs="Calibri" w:eastAsia="Calibri" w:hAnsi="Calibri"/>
-          <w:b/>
-          <w:bCs/>
-          <w:color w:val="1A5276"/>
-          <w:sz w:val="48"/>
-          <w:szCs w:val="48"/>
-        </w:rPr>
-        <w:t xml:space="preserve">+1,300</w:t>
-      </w:r>
-      <w:r>
-        <w:rPr>
-          <w:rFonts w:ascii="Calibri" w:cs="Calibri" w:eastAsia="Calibri" w:hAnsi="Calibri"/>
-          <w:color w:val="000000"/>
-          <w:sz w:val="26"/>
-          <w:szCs w:val="26"/>
-        </w:rPr>
-        <w:t xml:space="preserve">  residencias privadas en México</w:t>
-      </w:r>
-    </w:p>
-    <w:p>
-      <w:pPr>
-        <w:spacing w:after="60"/>
-      </w:pPr>
-      <w:r>
-        <w:rPr>
-          <w:rFonts w:ascii="Calibri" w:cs="Calibri" w:eastAsia="Calibri" w:hAnsi="Calibri"/>
-          <w:b/>
-          <w:bCs/>
-          <w:color w:val="1A5276"/>
-          <w:sz w:val="48"/>
-          <w:szCs w:val="48"/>
-        </w:rPr>
-        <w:t xml:space="preserve">~2M</w:t>
-      </w:r>
-      <w:r>
-        <w:rPr>
-          <w:rFonts w:ascii="Calibri" w:cs="Calibri" w:eastAsia="Calibri" w:hAnsi="Calibri"/>
-          <w:color w:val="000000"/>
-          <w:sz w:val="26"/>
-          <w:szCs w:val="26"/>
-        </w:rPr>
-        <w:t xml:space="preserve">  familias coordinando cuidado a distancia</w:t>
-      </w:r>
-    </w:p>
-    <w:p>
-      <w:pPr>
-        <w:spacing w:after="80"/>
-      </w:pPr>
-      <w:r>
-        <w:rPr>
-          <w:rFonts w:ascii="Calibri" w:cs="Calibri" w:eastAsia="Calibri" w:hAnsi="Calibri"/>
-          <w:b/>
-          <w:bCs/>
-          <w:color w:val="1E8449"/>
-          <w:sz w:val="48"/>
-          <w:szCs w:val="48"/>
-        </w:rPr>
-        <w:t xml:space="preserve">$3,990</w:t>
-      </w:r>
-      <w:r>
-        <w:rPr>
-          <w:rFonts w:ascii="Calibri" w:cs="Calibri" w:eastAsia="Calibri" w:hAnsi="Calibri"/>
-          <w:color w:val="000000"/>
-          <w:sz w:val="26"/>
-          <w:szCs w:val="26"/>
-        </w:rPr>
-        <w:t xml:space="preserve">  MXN/mes · 80 % margen bruto</w:t>
-      </w:r>
-    </w:p>
-    <w:p/>
-    <w:p>
-      <w:pPr>
-        <w:shd w:fill="D6EAF8" w:val="clear"/>
-        <w:spacing w:after="100" w:before="200"/>
-      </w:pPr>
-      <w:r>
-        <w:rPr>
-          <w:rFonts w:ascii="Calibri" w:cs="Calibri" w:eastAsia="Calibri" w:hAnsi="Calibri"/>
-          <w:b/>
-          <w:bCs/>
-          <w:color w:val="1A5276"/>
-          <w:sz w:val="24"/>
-          <w:szCs w:val="24"/>
-        </w:rPr>
-        <w:t xml:space="preserve">🎙 Voz en off  (02:15 – 02:35)</w:t>
+        <w:t xml:space="preserve">La narración va intercalada con los beats — ver tabla anterior. Resumen lineal:</w:t>
       </w:r>
     </w:p>
     <w:p>
@@ -2247,10 +3412,10 @@
           <w:i/>
           <w:iCs/>
           <w:color w:val="000000"/>
-          <w:sz w:val="22"/>
-          <w:szCs w:val="22"/>
-        </w:rPr>
-        <w:t xml:space="preserve">"Más de 1,300 residencias en México. Dos millones de familias.</w:t>
+          <w:sz w:val="23"/>
+          <w:szCs w:val="23"/>
+        </w:rPr>
+        <w:t xml:space="preserve">"Este es el turno de noche."</w:t>
       </w:r>
       <w:r>
         <w:br/>
@@ -2262,56 +3427,196 @@
           <w:i/>
           <w:iCs/>
           <w:color w:val="000000"/>
-          <w:sz w:val="22"/>
-          <w:szCs w:val="22"/>
-        </w:rPr>
-        <w:t xml:space="preserve">Plan Profesional: 3,990 pesos al mes. Margen bruto del 80 %."</w:t>
-      </w:r>
-    </w:p>
-    <w:p>
-      <w:pPr>
-        <w:spacing w:after="70"/>
-      </w:pPr>
+          <w:sz w:val="23"/>
+          <w:szCs w:val="23"/>
+        </w:rPr>
+        <w:t xml:space="preserve">… (silencio mientras el juez lee el dashboard) …</w:t>
+      </w:r>
+      <w:r>
+        <w:br/>
+        <w:t xml:space="preserve"/>
+      </w:r>
       <w:r>
         <w:rPr>
           <w:rFonts w:ascii="Calibri" w:cs="Calibri" w:eastAsia="Calibri" w:hAnsi="Calibri"/>
           <w:i/>
           <w:iCs/>
-          <w:color w:val="CA6F1E"/>
-          <w:sz w:val="19"/>
-          <w:szCs w:val="19"/>
-        </w:rPr>
-        <w:t xml:space="preserve">⚙ Sin más datos. Sin competidores. Sin TAM/SAM/SOM.</w:t>
-      </w:r>
-    </w:p>
-    <w:p>
-      <w:pPr>
-        <w:pBdr>
-          <w:bottom w:val="single" w:color="D6EAF8" w:sz="6"/>
-        </w:pBdr>
-        <w:spacing w:after="240"/>
-      </w:pPr>
-    </w:p>
-    <w:p>
-      <w:pPr>
-        <w:shd w:fill="1A5276" w:val="clear"/>
-        <w:spacing w:after="160" w:before="360"/>
-      </w:pPr>
-      <w:r>
-        <w:rPr>
-          <w:rFonts w:ascii="Calibri" w:cs="Calibri" w:eastAsia="Calibri" w:hAnsi="Calibri"/>
-          <w:b/>
-          <w:bCs/>
-          <w:color w:val="FFFFFF"/>
-          <w:sz w:val="30"/>
-          <w:szCs w:val="30"/>
-        </w:rPr>
-        <w:t xml:space="preserve">ESCENA 4 · El cierre   02:35 – 02:45   (10 s)</w:t>
-      </w:r>
-    </w:p>
-    <w:p>
-      <w:pPr>
-        <w:spacing w:after="120"/>
+          <w:color w:val="000000"/>
+          <w:sz w:val="23"/>
+          <w:szCs w:val="23"/>
+        </w:rPr>
+        <w:t xml:space="preserve">"Pasan doce minutos."</w:t>
+      </w:r>
+      <w:r>
+        <w:br/>
+        <w:t xml:space="preserve"/>
+      </w:r>
+      <w:r>
+        <w:rPr>
+          <w:rFonts w:ascii="Calibri" w:cs="Calibri" w:eastAsia="Calibri" w:hAnsi="Calibri"/>
+          <w:i/>
+          <w:iCs/>
+          <w:color w:val="000000"/>
+          <w:sz w:val="23"/>
+          <w:szCs w:val="23"/>
+        </w:rPr>
+        <w:t xml:space="preserve">"CareSignal lo detecta solo — sin llamadas, sin cuadernos."</w:t>
+      </w:r>
+      <w:r>
+        <w:br/>
+        <w:t xml:space="preserve"/>
+      </w:r>
+      <w:r>
+        <w:rPr>
+          <w:rFonts w:ascii="Calibri" w:cs="Calibri" w:eastAsia="Calibri" w:hAnsi="Calibri"/>
+          <w:i/>
+          <w:iCs/>
+          <w:color w:val="000000"/>
+          <w:sz w:val="23"/>
+          <w:szCs w:val="23"/>
+        </w:rPr>
+        <w:t xml:space="preserve">… (silencio en el modal) …</w:t>
+      </w:r>
+      <w:r>
+        <w:br/>
+        <w:t xml:space="preserve"/>
+      </w:r>
+      <w:r>
+        <w:rPr>
+          <w:rFonts w:ascii="Calibri" w:cs="Calibri" w:eastAsia="Calibri" w:hAnsi="Calibri"/>
+          <w:i/>
+          <w:iCs/>
+          <w:color w:val="000000"/>
+          <w:sz w:val="23"/>
+          <w:szCs w:val="23"/>
+        </w:rPr>
+        <w:t xml:space="preserve">"El supervisor la reconoce."</w:t>
+      </w:r>
+      <w:r>
+        <w:br/>
+        <w:t xml:space="preserve"/>
+      </w:r>
+      <w:r>
+        <w:rPr>
+          <w:rFonts w:ascii="Calibri" w:cs="Calibri" w:eastAsia="Calibri" w:hAnsi="Calibri"/>
+          <w:i/>
+          <w:iCs/>
+          <w:color w:val="000000"/>
+          <w:sz w:val="23"/>
+          <w:szCs w:val="23"/>
+        </w:rPr>
+        <w:t xml:space="preserve">"La asigna al cuidador en turno."</w:t>
+      </w:r>
+      <w:r>
+        <w:br/>
+        <w:t xml:space="preserve"/>
+      </w:r>
+      <w:r>
+        <w:rPr>
+          <w:rFonts w:ascii="Calibri" w:cs="Calibri" w:eastAsia="Calibri" w:hAnsi="Calibri"/>
+          <w:i/>
+          <w:iCs/>
+          <w:color w:val="000000"/>
+          <w:sz w:val="23"/>
+          <w:szCs w:val="23"/>
+        </w:rPr>
+        <w:t xml:space="preserve">… (silencio en la bitácora) …</w:t>
+      </w:r>
+      <w:r>
+        <w:br/>
+        <w:t xml:space="preserve"/>
+      </w:r>
+      <w:r>
+        <w:rPr>
+          <w:rFonts w:ascii="Calibri" w:cs="Calibri" w:eastAsia="Calibri" w:hAnsi="Calibri"/>
+          <w:i/>
+          <w:iCs/>
+          <w:color w:val="000000"/>
+          <w:sz w:val="23"/>
+          <w:szCs w:val="23"/>
+        </w:rPr>
+        <w:t xml:space="preserve">"Generado automáticamente. Sin papel. Sin transcripción."</w:t>
+      </w:r>
+      <w:r>
+        <w:br/>
+        <w:t xml:space="preserve"/>
+      </w:r>
+      <w:r>
+        <w:rPr>
+          <w:rFonts w:ascii="Calibri" w:cs="Calibri" w:eastAsia="Calibri" w:hAnsi="Calibri"/>
+          <w:i/>
+          <w:iCs/>
+          <w:color w:val="000000"/>
+          <w:sz w:val="23"/>
+          <w:szCs w:val="23"/>
+        </w:rPr>
+        <w:t xml:space="preserve">"Quién. Cuándo. Qué. Inmutable."</w:t>
+      </w:r>
+      <w:r>
+        <w:br/>
+        <w:t xml:space="preserve"/>
+      </w:r>
+      <w:r>
+        <w:rPr>
+          <w:rFonts w:ascii="Calibri" w:cs="Calibri" w:eastAsia="Calibri" w:hAnsi="Calibri"/>
+          <w:i/>
+          <w:iCs/>
+          <w:color w:val="000000"/>
+          <w:sz w:val="23"/>
+          <w:szCs w:val="23"/>
+        </w:rPr>
+        <w:t xml:space="preserve">… (silencio — dashboard quieto) …</w:t>
+      </w:r>
+      <w:r>
+        <w:br/>
+        <w:t xml:space="preserve"/>
+      </w:r>
+      <w:r>
+        <w:rPr>
+          <w:rFonts w:ascii="Calibri" w:cs="Calibri" w:eastAsia="Calibri" w:hAnsi="Calibri"/>
+          <w:i/>
+          <w:iCs/>
+          <w:color w:val="000000"/>
+          <w:sz w:val="23"/>
+          <w:szCs w:val="23"/>
+        </w:rPr>
+        <w:t xml:space="preserve">"Eso es lo que la NOM-031 exige."</w:t>
+      </w:r>
+      <w:r>
+        <w:br/>
+        <w:t xml:space="preserve"/>
+      </w:r>
+      <w:r>
+        <w:rPr>
+          <w:rFonts w:ascii="Calibri" w:cs="Calibri" w:eastAsia="Calibri" w:hAnsi="Calibri"/>
+          <w:i/>
+          <w:iCs/>
+          <w:color w:val="000000"/>
+          <w:sz w:val="23"/>
+          <w:szCs w:val="23"/>
+        </w:rPr>
+        <w:t xml:space="preserve">(pausa 1 s)</w:t>
+      </w:r>
+      <w:r>
+        <w:br/>
+        <w:t xml:space="preserve"/>
+      </w:r>
+      <w:r>
+        <w:rPr>
+          <w:rFonts w:ascii="Calibri" w:cs="Calibri" w:eastAsia="Calibri" w:hAnsi="Calibri"/>
+          <w:i/>
+          <w:iCs/>
+          <w:color w:val="000000"/>
+          <w:sz w:val="23"/>
+          <w:szCs w:val="23"/>
+        </w:rPr>
+        <w:t xml:space="preserve">"Listo para cualquier inspección."</w:t>
+      </w:r>
+    </w:p>
+    <w:p/>
+    <w:p>
+      <w:pPr>
+        <w:spacing w:after="80" w:before="160"/>
       </w:pPr>
       <w:r>
         <w:rPr>
@@ -2322,22 +3627,49 @@
           <w:sz w:val="22"/>
           <w:szCs w:val="22"/>
         </w:rPr>
-        <w:t xml:space="preserve">Regla: </w:t>
-      </w:r>
-      <w:r>
-        <w:rPr>
-          <w:rFonts w:ascii="Calibri" w:cs="Calibri" w:eastAsia="Calibri" w:hAnsi="Calibri"/>
-          <w:color w:val="000000"/>
-          <w:sz w:val="22"/>
-          <w:szCs w:val="22"/>
-        </w:rPr>
-        <w:t xml:space="preserve">Founder en cámara. Dos oraciones. El nombre al final. Mirar directo.</w:t>
-      </w:r>
-    </w:p>
-    <w:p>
-      <w:pPr>
+        <w:t xml:space="preserve">Escena 3 · Números  (02:20 – 02:40)</w:t>
+      </w:r>
+    </w:p>
+    <w:p>
+      <w:pPr>
+        <w:pBdr>
+          <w:left w:val="single" w:color="1A5276" w:sz="14"/>
+        </w:pBdr>
         <w:shd w:fill="D6EAF8" w:val="clear"/>
-        <w:spacing w:after="100" w:before="200"/>
+        <w:spacing w:after="120" w:before="80" w:line="340"/>
+        <w:ind w:left="453"/>
+      </w:pPr>
+      <w:r>
+        <w:rPr>
+          <w:rFonts w:ascii="Calibri" w:cs="Calibri" w:eastAsia="Calibri" w:hAnsi="Calibri"/>
+          <w:i/>
+          <w:iCs/>
+          <w:color w:val="000000"/>
+          <w:sz w:val="23"/>
+          <w:szCs w:val="23"/>
+        </w:rPr>
+        <w:t xml:space="preserve">"Más de 1,300 residencias en México. Dos millones de familias.</w:t>
+      </w:r>
+      <w:r>
+        <w:br/>
+        <w:t xml:space="preserve"/>
+      </w:r>
+      <w:r>
+        <w:rPr>
+          <w:rFonts w:ascii="Calibri" w:cs="Calibri" w:eastAsia="Calibri" w:hAnsi="Calibri"/>
+          <w:i/>
+          <w:iCs/>
+          <w:color w:val="000000"/>
+          <w:sz w:val="23"/>
+          <w:szCs w:val="23"/>
+        </w:rPr>
+        <w:t xml:space="preserve">Plan Profesional: 3,990 pesos al mes. Margen bruto del 80 %."</w:t>
+      </w:r>
+    </w:p>
+    <w:p/>
+    <w:p>
+      <w:pPr>
+        <w:spacing w:after="80" w:before="160"/>
       </w:pPr>
       <w:r>
         <w:rPr>
@@ -2345,10 +3677,10 @@
           <w:b/>
           <w:bCs/>
           <w:color w:val="1A5276"/>
-          <w:sz w:val="24"/>
-          <w:szCs w:val="24"/>
-        </w:rPr>
-        <w:t xml:space="preserve">🎤 Founder en cámara  (02:35 – 02:45)</w:t>
+          <w:sz w:val="22"/>
+          <w:szCs w:val="22"/>
+        </w:rPr>
+        <w:t xml:space="preserve">Escena 4 · Cierre  (02:40 – 02:50)  — founder en cámara, sin off</w:t>
       </w:r>
     </w:p>
     <w:p>
@@ -2369,7 +3701,7 @@
           <w:sz w:val="20"/>
           <w:szCs w:val="20"/>
         </w:rPr>
-        <w:t xml:space="preserve">→ Roberto García frente a cámara, fondo neutro o banner CareSignal</w:t>
+        <w:t xml:space="preserve">→ Roberto García frente a cámara, directo al lente</w:t>
       </w:r>
       <w:r>
         <w:br/>
@@ -2384,7 +3716,7 @@
           <w:sz w:val="20"/>
           <w:szCs w:val="20"/>
         </w:rPr>
-        <w:t xml:space="preserve">→ Luz frontal. Sin contraluz. Sin efectos.</w:t>
+        <w:t xml:space="preserve">→ Fondo: pared neutra o banner CareSignal</w:t>
       </w:r>
       <w:r>
         <w:br/>
@@ -2399,7 +3731,7 @@
           <w:sz w:val="20"/>
           <w:szCs w:val="20"/>
         </w:rPr>
-        <w:t xml:space="preserve">→ Texto inferior: "Roberto García  ·  robertogarciaits@gmail.com  ·  844 588 1313"</w:t>
+        <w:t xml:space="preserve">→ Luz frontal. Sin efectos. Sin música.</w:t>
       </w:r>
       <w:r>
         <w:br/>
@@ -2414,25 +3746,7 @@
           <w:sz w:val="20"/>
           <w:szCs w:val="20"/>
         </w:rPr>
-        <w:t xml:space="preserve">→ Duración: 10 s exactos</w:t>
-      </w:r>
-    </w:p>
-    <w:p/>
-    <w:p>
-      <w:pPr>
-        <w:shd w:fill="D6EAF8" w:val="clear"/>
-        <w:spacing w:after="100" w:before="200"/>
-      </w:pPr>
-      <w:r>
-        <w:rPr>
-          <w:rFonts w:ascii="Calibri" w:cs="Calibri" w:eastAsia="Calibri" w:hAnsi="Calibri"/>
-          <w:b/>
-          <w:bCs/>
-          <w:color w:val="1A5276"/>
-          <w:sz w:val="24"/>
-          <w:szCs w:val="24"/>
-        </w:rPr>
-        <w:t xml:space="preserve">🎙 Voz en cámara — sin off, directo al lente</w:t>
+        <w:t xml:space="preserve">→ Texto inferior: "Roberto García · robertogarciaits@gmail.com · 844 588 1313"</w:t>
       </w:r>
     </w:p>
     <w:p>
@@ -2450,8 +3764,8 @@
           <w:i/>
           <w:iCs/>
           <w:color w:val="000000"/>
-          <w:sz w:val="22"/>
-          <w:szCs w:val="22"/>
+          <w:sz w:val="23"/>
+          <w:szCs w:val="23"/>
         </w:rPr>
         <w:t xml:space="preserve">"Buscamos dos o tres residencias piloto para Q1 2027.</w:t>
       </w:r>
@@ -2465,26 +3779,10 @@
           <w:i/>
           <w:iCs/>
           <w:color w:val="000000"/>
-          <w:sz w:val="22"/>
-          <w:szCs w:val="22"/>
+          <w:sz w:val="23"/>
+          <w:szCs w:val="23"/>
         </w:rPr>
         <w:t xml:space="preserve">Soy Roberto García — esto es CareSignal."</w:t>
-      </w:r>
-    </w:p>
-    <w:p>
-      <w:pPr>
-        <w:spacing w:after="70"/>
-      </w:pPr>
-      <w:r>
-        <w:rPr>
-          <w:rFonts w:ascii="Calibri" w:cs="Calibri" w:eastAsia="Calibri" w:hAnsi="Calibri"/>
-          <w:i/>
-          <w:iCs/>
-          <w:color w:val="CA6F1E"/>
-          <w:sz w:val="19"/>
-          <w:szCs w:val="19"/>
-        </w:rPr>
-        <w:t xml:space="preserve">⚙ La última sílaba coincide con el corte a negro. Sin música de salida.</w:t>
       </w:r>
     </w:p>
     <w:p>
@@ -2498,7 +3796,7 @@
     <w:p>
       <w:pPr>
         <w:shd w:fill="424242" w:val="clear"/>
-        <w:spacing w:after="160" w:before="360"/>
+        <w:spacing w:after="180" w:before="360"/>
       </w:pPr>
       <w:r>
         <w:rPr>
@@ -2509,7 +3807,7 @@
           <w:sz w:val="30"/>
           <w:szCs w:val="30"/>
         </w:rPr>
-        <w:t xml:space="preserve">Checklist de producción — versión mínima viable</w:t>
+        <w:t xml:space="preserve">Checklist de producción</w:t>
       </w:r>
     </w:p>
     <w:p>
@@ -2525,13 +3823,12 @@
           <w:sz w:val="22"/>
           <w:szCs w:val="22"/>
         </w:rPr>
-        <w:t xml:space="preserve">Imágenes Gemini (2 prompts):</w:t>
-      </w:r>
-    </w:p>
-    <w:p>
-      <w:pPr>
-        <w:spacing w:after="55"/>
-        <w:ind w:left="340"/>
+        <w:t xml:space="preserve">Antes de grabar el screencast:</w:t>
+      </w:r>
+    </w:p>
+    <w:p>
+      <w:pPr>
+        <w:spacing w:after="40"/>
       </w:pPr>
       <w:r>
         <w:rPr>
@@ -2540,13 +3837,12 @@
           <w:sz w:val="22"/>
           <w:szCs w:val="22"/>
         </w:rPr>
-        <w:t xml:space="preserve">• Genera en Gemini Imagen 3 (AI Studio o imagen.google.com)</w:t>
-      </w:r>
-    </w:p>
-    <w:p>
-      <w:pPr>
-        <w:spacing w:after="55"/>
-        <w:ind w:left="340"/>
+        <w:t xml:space="preserve">□  App corriendo en localhost:5173</w:t>
+      </w:r>
+    </w:p>
+    <w:p>
+      <w:pPr>
+        <w:spacing w:after="40"/>
       </w:pPr>
       <w:r>
         <w:rPr>
@@ -2555,13 +3851,12 @@
           <w:sz w:val="22"/>
           <w:szCs w:val="22"/>
         </w:rPr>
-        <w:t xml:space="preserve">• Resolución: 1920×1080 px, PNG. Sin texto legible generado por la IA.</w:t>
-      </w:r>
-    </w:p>
-    <w:p>
-      <w:pPr>
-        <w:spacing w:after="55"/>
-        <w:ind w:left="340"/>
+        <w:t xml:space="preserve">□  Reloj simulado en 02:55 — ronda de Habitación 3 programada para 03:00</w:t>
+      </w:r>
+    </w:p>
+    <w:p>
+      <w:pPr>
+        <w:spacing w:after="40"/>
       </w:pPr>
       <w:r>
         <w:rPr>
@@ -2570,10 +3865,51 @@
           <w:sz w:val="22"/>
           <w:szCs w:val="22"/>
         </w:rPr>
-        <w:t xml:space="preserve">• Rechaza si hay fondos blancos puros o colores saturados — busca marfil/beige + azul acero.</w:t>
-      </w:r>
-    </w:p>
-    <w:p/>
+        <w:t xml:space="preserve">□  Cuidador "Carlos M." visible y en estado "disponible" en el seed</w:t>
+      </w:r>
+    </w:p>
+    <w:p>
+      <w:pPr>
+        <w:spacing w:after="40"/>
+      </w:pPr>
+      <w:r>
+        <w:rPr>
+          <w:rFonts w:ascii="Calibri" w:cs="Calibri" w:eastAsia="Calibri" w:hAnsi="Calibri"/>
+          <w:color w:val="000000"/>
+          <w:sz w:val="22"/>
+          <w:szCs w:val="22"/>
+        </w:rPr>
+        <w:t xml:space="preserve">□  Pestaña Bitácora vacía (estado inicial limpio)</w:t>
+      </w:r>
+    </w:p>
+    <w:p>
+      <w:pPr>
+        <w:spacing w:after="40"/>
+      </w:pPr>
+      <w:r>
+        <w:rPr>
+          <w:rFonts w:ascii="Calibri" w:cs="Calibri" w:eastAsia="Calibri" w:hAnsi="Calibri"/>
+          <w:color w:val="000000"/>
+          <w:sz w:val="22"/>
+          <w:szCs w:val="22"/>
+        </w:rPr>
+        <w:t xml:space="preserve">□  OBS Studio: 1920×1080, 30 fps, cursor visible al 150%</w:t>
+      </w:r>
+    </w:p>
+    <w:p>
+      <w:pPr>
+        <w:spacing w:after="80"/>
+      </w:pPr>
+      <w:r>
+        <w:rPr>
+          <w:rFonts w:ascii="Calibri" w:cs="Calibri" w:eastAsia="Calibri" w:hAnsi="Calibri"/>
+          <w:color w:val="000000"/>
+          <w:sz w:val="22"/>
+          <w:szCs w:val="22"/>
+        </w:rPr>
+        <w:t xml:space="preserve">□  Sin otras ventanas o notificaciones en pantalla</w:t>
+      </w:r>
+    </w:p>
     <w:p>
       <w:pPr>
         <w:spacing w:after="60"/>
@@ -2587,13 +3923,12 @@
           <w:sz w:val="22"/>
           <w:szCs w:val="22"/>
         </w:rPr>
-        <w:t xml:space="preserve">Screencast (Escena 2):</w:t>
-      </w:r>
-    </w:p>
-    <w:p>
-      <w:pPr>
-        <w:spacing w:after="55"/>
-        <w:ind w:left="340"/>
+        <w:t xml:space="preserve">Imágenes Gemini:</w:t>
+      </w:r>
+    </w:p>
+    <w:p>
+      <w:pPr>
+        <w:spacing w:after="40"/>
       </w:pPr>
       <w:r>
         <w:rPr>
@@ -2602,13 +3937,12 @@
           <w:sz w:val="22"/>
           <w:szCs w:val="22"/>
         </w:rPr>
-        <w:t xml:space="preserve">• OBS Studio o QuickTime, 1080p, 30 fps</w:t>
-      </w:r>
-    </w:p>
-    <w:p>
-      <w:pPr>
-        <w:spacing w:after="55"/>
-        <w:ind w:left="340"/>
+        <w:t xml:space="preserve">□  IMG-1 (Hook): cuaderno con líneas en blanco + soledad visible</w:t>
+      </w:r>
+    </w:p>
+    <w:p>
+      <w:pPr>
+        <w:spacing w:after="40"/>
       </w:pPr>
       <w:r>
         <w:rPr>
@@ -2617,13 +3951,12 @@
           <w:sz w:val="22"/>
           <w:szCs w:val="22"/>
         </w:rPr>
-        <w:t xml:space="preserve">• App abierta en localhost:5173, reloj en 02:55, pestaña fijada</w:t>
-      </w:r>
-    </w:p>
-    <w:p>
-      <w:pPr>
-        <w:spacing w:after="55"/>
-        <w:ind w:left="340"/>
+        <w:t xml:space="preserve">□  IMG-2 (Mercado): tercio superior libre para texto animado</w:t>
+      </w:r>
+    </w:p>
+    <w:p>
+      <w:pPr>
+        <w:spacing w:after="80"/>
       </w:pPr>
       <w:r>
         <w:rPr>
@@ -2632,25 +3965,9 @@
           <w:sz w:val="22"/>
           <w:szCs w:val="22"/>
         </w:rPr>
-        <w:t xml:space="preserve">• Cursor visible al 150 %. Zoom-in 1.15× en cada clic (0.3 s de transición).</w:t>
-      </w:r>
-    </w:p>
-    <w:p>
-      <w:pPr>
-        <w:spacing w:after="55"/>
-        <w:ind w:left="340"/>
-      </w:pPr>
-      <w:r>
-        <w:rPr>
-          <w:rFonts w:ascii="Calibri" w:cs="Calibri" w:eastAsia="Calibri" w:hAnsi="Calibri"/>
-          <w:color w:val="000000"/>
-          <w:sz w:val="22"/>
-          <w:szCs w:val="22"/>
-        </w:rPr>
-        <w:t xml:space="preserve">• Graba en silencio — la voz en off se añade en edición, no en la grabación</w:t>
-      </w:r>
-    </w:p>
-    <w:p/>
+        <w:t xml:space="preserve">□  Ambas en 1920×1080 PNG, sin texto legible en la imagen</w:t>
+      </w:r>
+    </w:p>
     <w:p>
       <w:pPr>
         <w:spacing w:after="60"/>
@@ -2664,13 +3981,12 @@
           <w:sz w:val="22"/>
           <w:szCs w:val="22"/>
         </w:rPr>
-        <w:t xml:space="preserve">Audio:</w:t>
-      </w:r>
-    </w:p>
-    <w:p>
-      <w:pPr>
-        <w:spacing w:after="55"/>
-        <w:ind w:left="340"/>
+        <w:t xml:space="preserve">Video final:</w:t>
+      </w:r>
+    </w:p>
+    <w:p>
+      <w:pPr>
+        <w:spacing w:after="40"/>
       </w:pPr>
       <w:r>
         <w:rPr>
@@ -2679,13 +3995,12 @@
           <w:sz w:val="22"/>
           <w:szCs w:val="22"/>
         </w:rPr>
-        <w:t xml:space="preserve">• Micrófono USB o lavalier — nunca el micrófono de la laptop</w:t>
-      </w:r>
-    </w:p>
-    <w:p>
-      <w:pPr>
-        <w:spacing w:after="55"/>
-        <w:ind w:left="340"/>
+        <w:t xml:space="preserve">□  Duración ≤ 3:00</w:t>
+      </w:r>
+    </w:p>
+    <w:p>
+      <w:pPr>
+        <w:spacing w:after="40"/>
       </w:pPr>
       <w:r>
         <w:rPr>
@@ -2694,13 +4009,12 @@
           <w:sz w:val="22"/>
           <w:szCs w:val="22"/>
         </w:rPr>
-        <w:t xml:space="preserve">• Normaliza a -14 LUFS. Música de fondo (si la usas): -18 dBFS o menos</w:t>
-      </w:r>
-    </w:p>
-    <w:p>
-      <w:pPr>
-        <w:spacing w:after="55"/>
-        <w:ind w:left="340"/>
+        <w:t xml:space="preserve">□  MP4 H.264, ≥ 8 Mbps, &lt; 500 MB</w:t>
+      </w:r>
+    </w:p>
+    <w:p>
+      <w:pPr>
+        <w:spacing w:after="40"/>
       </w:pPr>
       <w:r>
         <w:rPr>
@@ -2709,90 +4023,26 @@
           <w:sz w:val="22"/>
           <w:szCs w:val="22"/>
         </w:rPr>
-        <w:t xml:space="preserve">• Graba la voz de las 4 escenas en una sola sesión para coherencia tonal</w:t>
-      </w:r>
-    </w:p>
-    <w:p/>
-    <w:p>
-      <w:pPr>
-        <w:spacing w:after="60"/>
-      </w:pPr>
-      <w:r>
-        <w:rPr>
-          <w:rFonts w:ascii="Calibri" w:cs="Calibri" w:eastAsia="Calibri" w:hAnsi="Calibri"/>
-          <w:b/>
-          <w:bCs/>
-          <w:color w:val="1A5276"/>
+        <w:t xml:space="preserve">□  Subtítulos SRT incluidos</w:t>
+      </w:r>
+    </w:p>
+    <w:p>
+      <w:pPr>
+        <w:spacing w:after="80"/>
+      </w:pPr>
+      <w:r>
+        <w:rPr>
+          <w:rFonts w:ascii="Calibri" w:cs="Calibri" w:eastAsia="Calibri" w:hAnsi="Calibri"/>
+          <w:color w:val="000000"/>
           <w:sz w:val="22"/>
           <w:szCs w:val="22"/>
         </w:rPr>
-        <w:t xml:space="preserve">Video final:</w:t>
-      </w:r>
-    </w:p>
-    <w:p>
-      <w:pPr>
-        <w:spacing w:after="55"/>
-        <w:ind w:left="340"/>
-      </w:pPr>
-      <w:r>
-        <w:rPr>
-          <w:rFonts w:ascii="Calibri" w:cs="Calibri" w:eastAsia="Calibri" w:hAnsi="Calibri"/>
-          <w:color w:val="000000"/>
-          <w:sz w:val="22"/>
-          <w:szCs w:val="22"/>
-        </w:rPr>
-        <w:t xml:space="preserve">• 1920×1080, 30 fps, H.264, bitrate ≥ 8 Mbps</w:t>
-      </w:r>
-    </w:p>
-    <w:p>
-      <w:pPr>
-        <w:spacing w:after="55"/>
-        <w:ind w:left="340"/>
-      </w:pPr>
-      <w:r>
-        <w:rPr>
-          <w:rFonts w:ascii="Calibri" w:cs="Calibri" w:eastAsia="Calibri" w:hAnsi="Calibri"/>
-          <w:color w:val="000000"/>
-          <w:sz w:val="22"/>
-          <w:szCs w:val="22"/>
-        </w:rPr>
-        <w:t xml:space="preserve">• MP4 &lt; 500 MB para el formulario del concurso</w:t>
-      </w:r>
-    </w:p>
-    <w:p>
-      <w:pPr>
-        <w:spacing w:after="55"/>
-        <w:ind w:left="340"/>
-      </w:pPr>
-      <w:r>
-        <w:rPr>
-          <w:rFonts w:ascii="Calibri" w:cs="Calibri" w:eastAsia="Calibri" w:hAnsi="Calibri"/>
-          <w:color w:val="000000"/>
-          <w:sz w:val="22"/>
-          <w:szCs w:val="22"/>
-        </w:rPr>
-        <w:t xml:space="preserve">• Añade subtítulos SRT — muchos jurados ven sin audio</w:t>
-      </w:r>
-    </w:p>
-    <w:p>
-      <w:pPr>
-        <w:spacing w:after="55"/>
-        <w:ind w:left="340"/>
-      </w:pPr>
-      <w:r>
-        <w:rPr>
-          <w:rFonts w:ascii="Calibri" w:cs="Calibri" w:eastAsia="Calibri" w:hAnsi="Calibri"/>
-          <w:color w:val="000000"/>
-          <w:sz w:val="22"/>
-          <w:szCs w:val="22"/>
-        </w:rPr>
-        <w:t xml:space="preserve">• Verifica duración ≤ 3:00 antes de enviar</w:t>
+        <w:t xml:space="preserve">□  Disclaimer visible en créditos: "MVP operacional, no dispositivo médico · Datos ficticios"</w:t>
       </w:r>
     </w:p>
     <w:p/>
     <w:p>
       <w:pPr>
-        <w:spacing w:before="200"/>
         <w:jc w:val="center"/>
       </w:pPr>
       <w:r>
